--- a/guj/docx/51.content.docx
+++ b/guj/docx/51.content.docx
@@ -581,36 +581,24 @@
         </w:rPr>
         <w:t>પાઉલે આ પત્ર જેલમાં હતા ત્યારે લખ્યો હતો (</w:t>
       </w:r>
-      <w:hyperlink r:id="rId13">
-        <w:r>
-          <w:rPr>
-            <w:lang w:val="gu_IN" w:bidi="gu_IN"/>
-          </w:rPr>
-          <w:rPr>
-            <w:color w:val="0000EE"/>
-            <w:u w:val="single"/>
-          </w:rPr>
-          <w:t>૪:૩</w:t>
-        </w:r>
-      </w:hyperlink>
+      <w:r>
+        <w:rPr>
+          <w:lang w:val="gu_IN" w:bidi="gu_IN"/>
+        </w:rPr>
+        <w:t>૪:૩</w:t>
+      </w:r>
       <w:r>
         <w:rPr>
           <w:lang w:val="gu_IN" w:bidi="gu_IN"/>
         </w:rPr>
         <w:t xml:space="preserve">; </w:t>
       </w:r>
-      <w:hyperlink r:id="rId14">
-        <w:r>
-          <w:rPr>
-            <w:lang w:val="gu_IN" w:bidi="gu_IN"/>
-          </w:rPr>
-          <w:rPr>
-            <w:color w:val="0000EE"/>
-            <w:u w:val="single"/>
-          </w:rPr>
-          <w:t>૪:૧૮</w:t>
-        </w:r>
-      </w:hyperlink>
+      <w:r>
+        <w:rPr>
+          <w:lang w:val="gu_IN" w:bidi="gu_IN"/>
+        </w:rPr>
+        <w:t>૪:૧૮</w:t>
+      </w:r>
       <w:r>
         <w:rPr>
           <w:lang w:val="gu_IN" w:bidi="gu_IN"/>
@@ -765,18 +753,12 @@
         </w:rPr>
         <w:t xml:space="preserve">પાઉલ [૧:૧૬] (../01/16.md) માં સિંહાસન, આધિપત્ય, સરકારો અને સત્તાધિકારીઓની વાત કરે છે, અને તેમાંથી અમુકનો ઉપયોગ કરે છે. આ શબ્દો ફરીથી [૨:૧૦] (../02/10.md); [૨:૧૫] (../02/15.md). આ શબ્દો એવા લોકો અથવા બાબતોનો સંદર્ભ આપે છે કે જેની પાસે શક્તિ અને અધિકારછે, અને કલોસ્સીઓમાં તેઓ કદાચ વધુ વિશિષ્ટ રીતે શક્તિશાળી આધ્યાત્મિક માણસોનો સંદર્ભ આપે છે. </w:t>
       </w:r>
-      <w:hyperlink r:id="rId15">
-        <w:r>
-          <w:rPr>
-            <w:lang w:val="gu_IN" w:bidi="gu_IN"/>
-          </w:rPr>
-          <w:rPr>
-            <w:color w:val="0000EE"/>
-            <w:u w:val="single"/>
-          </w:rPr>
-          <w:t>૨:૮</w:t>
-        </w:r>
-      </w:hyperlink>
+      <w:r>
+        <w:rPr>
+          <w:lang w:val="gu_IN" w:bidi="gu_IN"/>
+        </w:rPr>
+        <w:t>૨:૮</w:t>
+      </w:r>
       <w:r>
         <w:rPr>
           <w:lang w:val="gu_IN" w:bidi="gu_IN"/>
@@ -869,54 +851,36 @@
         </w:rPr>
         <w:t>પાઉલ ઇસુને ઈશ્વરની “પ્રતિમા” અને તમામ સર્જનનો “પ્રથમજનિત” કહે છે (</w:t>
       </w:r>
-      <w:hyperlink r:id="rId16">
-        <w:r>
-          <w:rPr>
-            <w:lang w:val="gu_IN" w:bidi="gu_IN"/>
-          </w:rPr>
-          <w:rPr>
-            <w:color w:val="0000EE"/>
-            <w:u w:val="single"/>
-          </w:rPr>
-          <w:t>૧:૧૫</w:t>
-        </w:r>
-      </w:hyperlink>
+      <w:r>
+        <w:rPr>
+          <w:lang w:val="gu_IN" w:bidi="gu_IN"/>
+        </w:rPr>
+        <w:t>૧:૧૫</w:t>
+      </w:r>
       <w:r>
         <w:rPr>
           <w:lang w:val="gu_IN" w:bidi="gu_IN"/>
         </w:rPr>
         <w:t>). આમાંના કોઈપણ વર્ણનનો હેતુ ઈસુને ઈશ્વરે બનાવેલી પ્રથમ અથવા શ્રેષ્ઠ બાબત તરીકે વર્ણવવા માટે નથી; તેના બદલે, તેઓએ તેને બનાવટની બહાર મૂક્યા. આ પછીના કલમ માંથી સ્પષ્ટ છે, જે તેને સર્જક તરીકે ઓળખે છે (</w:t>
       </w:r>
-      <w:hyperlink r:id="rId17">
-        <w:r>
-          <w:rPr>
-            <w:lang w:val="gu_IN" w:bidi="gu_IN"/>
-          </w:rPr>
-          <w:rPr>
-            <w:color w:val="0000EE"/>
-            <w:u w:val="single"/>
-          </w:rPr>
-          <w:t>૧:૧૬</w:t>
-        </w:r>
-      </w:hyperlink>
+      <w:r>
+        <w:rPr>
+          <w:lang w:val="gu_IN" w:bidi="gu_IN"/>
+        </w:rPr>
+        <w:t>૧:૧૬</w:t>
+      </w:r>
       <w:r>
         <w:rPr>
           <w:lang w:val="gu_IN" w:bidi="gu_IN"/>
         </w:rPr>
         <w:t>). જો ઈસુનું સર્જન ન થયું હોય, તો તે ઈશ્વર છે. “બધી બાબતોની પહેલા” હોવું અને તેનામાં “બધી બાબતો એક સાથે રાખવી” એ નિવેદનો છે જે સમાન પુષ્ટિ આપે છે (</w:t>
       </w:r>
-      <w:hyperlink r:id="rId18">
-        <w:r>
-          <w:rPr>
-            <w:lang w:val="gu_IN" w:bidi="gu_IN"/>
-          </w:rPr>
-          <w:rPr>
-            <w:color w:val="0000EE"/>
-            <w:u w:val="single"/>
-          </w:rPr>
-          <w:t>૧:૧૭</w:t>
-        </w:r>
-      </w:hyperlink>
+      <w:r>
+        <w:rPr>
+          <w:lang w:val="gu_IN" w:bidi="gu_IN"/>
+        </w:rPr>
+        <w:t>૧:૧૭</w:t>
+      </w:r>
       <w:r>
         <w:rPr>
           <w:lang w:val="gu_IN" w:bidi="gu_IN"/>
@@ -937,36 +901,24 @@
         </w:rPr>
         <w:t>પાઉલ બે વાર ઈસુનું વર્ણન કરે છે કે ઈશ્વર ની “સંપૂર્ણતા” (</w:t>
       </w:r>
-      <w:hyperlink r:id="rId19">
-        <w:r>
-          <w:rPr>
-            <w:lang w:val="gu_IN" w:bidi="gu_IN"/>
-          </w:rPr>
-          <w:rPr>
-            <w:color w:val="0000EE"/>
-            <w:u w:val="single"/>
-          </w:rPr>
-          <w:t>૧:૧૯</w:t>
-        </w:r>
-      </w:hyperlink>
+      <w:r>
+        <w:rPr>
+          <w:lang w:val="gu_IN" w:bidi="gu_IN"/>
+        </w:rPr>
+        <w:t>૧:૧૯</w:t>
+      </w:r>
       <w:r>
         <w:rPr>
           <w:lang w:val="gu_IN" w:bidi="gu_IN"/>
         </w:rPr>
         <w:t xml:space="preserve">; </w:t>
       </w:r>
-      <w:hyperlink r:id="rId20">
-        <w:r>
-          <w:rPr>
-            <w:lang w:val="gu_IN" w:bidi="gu_IN"/>
-          </w:rPr>
-          <w:rPr>
-            <w:color w:val="0000EE"/>
-            <w:u w:val="single"/>
-          </w:rPr>
-          <w:t>૨:૯</w:t>
-        </w:r>
-      </w:hyperlink>
+      <w:r>
+        <w:rPr>
+          <w:lang w:val="gu_IN" w:bidi="gu_IN"/>
+        </w:rPr>
+        <w:t>૨:૯</w:t>
+      </w:r>
       <w:r>
         <w:rPr>
           <w:lang w:val="gu_IN" w:bidi="gu_IN"/>
@@ -1012,36 +964,24 @@
         </w:rPr>
         <w:t>પાઉલ કહે છે કે ઈસુ “તેના દેહના શરીરમાં” મૃત્યુ પામ્યા હતા (</w:t>
       </w:r>
-      <w:hyperlink r:id="rId21">
-        <w:r>
-          <w:rPr>
-            <w:lang w:val="gu_IN" w:bidi="gu_IN"/>
-          </w:rPr>
-          <w:rPr>
-            <w:color w:val="0000EE"/>
-            <w:u w:val="single"/>
-          </w:rPr>
-          <w:t>૧: ૨૨</w:t>
-        </w:r>
-      </w:hyperlink>
+      <w:r>
+        <w:rPr>
+          <w:lang w:val="gu_IN" w:bidi="gu_IN"/>
+        </w:rPr>
+        <w:t>૧: ૨૨</w:t>
+      </w:r>
       <w:r>
         <w:rPr>
           <w:lang w:val="gu_IN" w:bidi="gu_IN"/>
         </w:rPr>
         <w:t>). વધુમાં, જ્યારે તે જણાવે છે કે ઈસુ ઈશ્વરની “સંપૂર્ણતા” છે, ત્યારે આ તેમના માટે “શારીરિક” (</w:t>
       </w:r>
-      <w:hyperlink r:id="rId20">
-        <w:r>
-          <w:rPr>
-            <w:lang w:val="gu_IN" w:bidi="gu_IN"/>
-          </w:rPr>
-          <w:rPr>
-            <w:color w:val="0000EE"/>
-            <w:u w:val="single"/>
-          </w:rPr>
-          <w:t>૨:૯</w:t>
-        </w:r>
-      </w:hyperlink>
+      <w:r>
+        <w:rPr>
+          <w:lang w:val="gu_IN" w:bidi="gu_IN"/>
+        </w:rPr>
+        <w:t>૨:૯</w:t>
+      </w:r>
       <w:r>
         <w:rPr>
           <w:lang w:val="gu_IN" w:bidi="gu_IN"/>
@@ -1159,18 +1099,12 @@
         </w:rPr>
         <w:t>"એપાફ્રાસ, અમારા પ્રિય સાથી સેવક, જે આપણા વતી ખ્રિસ્તના વિશ્વાસુ સેવક છે” (</w:t>
       </w:r>
-      <w:hyperlink r:id="rId22">
-        <w:r>
-          <w:rPr>
-            <w:lang w:val="gu_IN" w:bidi="gu_IN"/>
-          </w:rPr>
-          <w:rPr>
-            <w:color w:val="0000EE"/>
-            <w:u w:val="single"/>
-          </w:rPr>
-          <w:t>૧:૭</w:t>
-        </w:r>
-      </w:hyperlink>
+      <w:r>
+        <w:rPr>
+          <w:lang w:val="gu_IN" w:bidi="gu_IN"/>
+        </w:rPr>
+        <w:t>૧:૭</w:t>
+      </w:r>
       <w:r>
         <w:rPr>
           <w:lang w:val="gu_IN" w:bidi="gu_IN"/>
@@ -1213,18 +1147,12 @@
         </w:rPr>
         <w:t>“જેમનામાં આપણને ઉદ્ધાર,એટ્લે પાપોની માફી છે” (</w:t>
       </w:r>
-      <w:hyperlink r:id="rId23">
-        <w:r>
-          <w:rPr>
-            <w:lang w:val="gu_IN" w:bidi="gu_IN"/>
-          </w:rPr>
-          <w:rPr>
-            <w:color w:val="0000EE"/>
-            <w:u w:val="single"/>
-          </w:rPr>
-          <w:t>૧:૧૪</w:t>
-        </w:r>
-      </w:hyperlink>
+      <w:r>
+        <w:rPr>
+          <w:lang w:val="gu_IN" w:bidi="gu_IN"/>
+        </w:rPr>
+        <w:t>૧:૧૪</w:t>
+      </w:r>
       <w:r>
         <w:rPr>
           <w:lang w:val="gu_IN" w:bidi="gu_IN"/>
@@ -1249,18 +1177,12 @@
         </w:rPr>
         <w:t>“આપણા બધા અપરાધોને માફ કર્યા છે” (</w:t>
       </w:r>
-      <w:hyperlink r:id="rId24">
-        <w:r>
-          <w:rPr>
-            <w:lang w:val="gu_IN" w:bidi="gu_IN"/>
-          </w:rPr>
-          <w:rPr>
-            <w:color w:val="0000EE"/>
-            <w:u w:val="single"/>
-          </w:rPr>
-          <w:t>૨:૧૩</w:t>
-        </w:r>
-      </w:hyperlink>
+      <w:r>
+        <w:rPr>
+          <w:lang w:val="gu_IN" w:bidi="gu_IN"/>
+        </w:rPr>
+        <w:t>૨:૧૩</w:t>
+      </w:r>
       <w:r>
         <w:rPr>
           <w:lang w:val="gu_IN" w:bidi="gu_IN"/>
@@ -1285,18 +1207,12 @@
         </w:rPr>
         <w:t>“જ્યારે ખ્રિસ્તમાં, તમારું જીવન, પ્રગટ થશે” (</w:t>
       </w:r>
-      <w:hyperlink r:id="rId25">
-        <w:r>
-          <w:rPr>
-            <w:lang w:val="gu_IN" w:bidi="gu_IN"/>
-          </w:rPr>
-          <w:rPr>
-            <w:color w:val="0000EE"/>
-            <w:u w:val="single"/>
-          </w:rPr>
-          <w:t>૩:૪</w:t>
-        </w:r>
-      </w:hyperlink>
+      <w:r>
+        <w:rPr>
+          <w:lang w:val="gu_IN" w:bidi="gu_IN"/>
+        </w:rPr>
+        <w:t>૩:૪</w:t>
+      </w:r>
       <w:r>
         <w:rPr>
           <w:lang w:val="gu_IN" w:bidi="gu_IN"/>
@@ -1321,18 +1237,12 @@
         </w:rPr>
         <w:t>“ઈશ્વરનોકોપ આવે છે” (</w:t>
       </w:r>
-      <w:hyperlink r:id="rId26">
-        <w:r>
-          <w:rPr>
-            <w:lang w:val="gu_IN" w:bidi="gu_IN"/>
-          </w:rPr>
-          <w:rPr>
-            <w:color w:val="0000EE"/>
-            <w:u w:val="single"/>
-          </w:rPr>
-          <w:t>૩:૬</w:t>
-        </w:r>
-      </w:hyperlink>
+      <w:r>
+        <w:rPr>
+          <w:lang w:val="gu_IN" w:bidi="gu_IN"/>
+        </w:rPr>
+        <w:t>૩:૬</w:t>
+      </w:r>
       <w:r>
         <w:rPr>
           <w:lang w:val="gu_IN" w:bidi="gu_IN"/>
@@ -1357,18 +1267,12 @@
         </w:rPr>
         <w:t>“જેથી તમે અમારા વિશેની બાબતો જાણી શકો” (</w:t>
       </w:r>
-      <w:hyperlink r:id="rId27">
-        <w:r>
-          <w:rPr>
-            <w:lang w:val="gu_IN" w:bidi="gu_IN"/>
-          </w:rPr>
-          <w:rPr>
-            <w:color w:val="0000EE"/>
-            <w:u w:val="single"/>
-          </w:rPr>
-          <w:t>૪:૮</w:t>
-        </w:r>
-      </w:hyperlink>
+      <w:r>
+        <w:rPr>
+          <w:lang w:val="gu_IN" w:bidi="gu_IN"/>
+        </w:rPr>
+        <w:t>૪:૮</w:t>
+      </w:r>
       <w:r>
         <w:rPr>
           <w:lang w:val="gu_IN" w:bidi="gu_IN"/>
@@ -1604,18 +1508,12 @@
         </w:rPr>
         <w:t xml:space="preserve">પાઉલ આ પત્રની શરૂઆત </w:t>
       </w:r>
-      <w:hyperlink r:id="rId28">
-        <w:r>
-          <w:rPr>
-            <w:lang w:val="gu_IN" w:bidi="gu_IN"/>
-          </w:rPr>
-          <w:rPr>
-            <w:color w:val="0000EE"/>
-            <w:u w:val="single"/>
-          </w:rPr>
-          <w:t>૧:૧–૨</w:t>
-        </w:r>
-      </w:hyperlink>
+      <w:r>
+        <w:rPr>
+          <w:lang w:val="gu_IN" w:bidi="gu_IN"/>
+        </w:rPr>
+        <w:t>૧:૧–૨</w:t>
+      </w:r>
       <w:r>
         <w:rPr>
           <w:lang w:val="gu_IN" w:bidi="gu_IN"/>
@@ -1658,18 +1556,12 @@
         </w:rPr>
         <w:t>પાઉલ આ પ્રકરણમાં પ્રથમ વખત “મર્મ” નો સંદર્ભ આપે છે (</w:t>
       </w:r>
-      <w:hyperlink r:id="rId29">
-        <w:r>
-          <w:rPr>
-            <w:lang w:val="gu_IN" w:bidi="gu_IN"/>
-          </w:rPr>
-          <w:rPr>
-            <w:color w:val="0000EE"/>
-            <w:u w:val="single"/>
-          </w:rPr>
-          <w:t>૧:૨૬–૨૭</w:t>
-        </w:r>
-      </w:hyperlink>
+      <w:r>
+        <w:rPr>
+          <w:lang w:val="gu_IN" w:bidi="gu_IN"/>
+        </w:rPr>
+        <w:t>૧:૨૬–૨૭</w:t>
+      </w:r>
       <w:r>
         <w:rPr>
           <w:lang w:val="gu_IN" w:bidi="gu_IN"/>
@@ -1713,72 +1605,48 @@
         </w:rPr>
         <w:t>પાઉલ આ પ્રકરણમાં ચાર વખત "ભરવું" અથવા "પૂર્ણતા" નો ઉલ્લેખ કરે છે. પ્રથમ, પાઉલ પ્રાર્થના કરે છે કે કલોસ્સી લોકો ઈશ્વરની ઇચ્છાના જ્ઞાનથી “ભરેલા” છે (</w:t>
       </w:r>
-      <w:hyperlink r:id="rId30">
-        <w:r>
-          <w:rPr>
-            <w:lang w:val="gu_IN" w:bidi="gu_IN"/>
-          </w:rPr>
-          <w:rPr>
-            <w:color w:val="0000EE"/>
-            <w:u w:val="single"/>
-          </w:rPr>
-          <w:t>૧:૯</w:t>
-        </w:r>
-      </w:hyperlink>
+      <w:r>
+        <w:rPr>
+          <w:lang w:val="gu_IN" w:bidi="gu_IN"/>
+        </w:rPr>
+        <w:t>૧:૯</w:t>
+      </w:r>
       <w:r>
         <w:rPr>
           <w:lang w:val="gu_IN" w:bidi="gu_IN"/>
         </w:rPr>
         <w:t>).. બીજું, ઈસુ પાસે ઈશ્વરની બધી “સંપૂર્ણતા” છે (</w:t>
       </w:r>
-      <w:hyperlink r:id="rId19">
-        <w:r>
-          <w:rPr>
-            <w:lang w:val="gu_IN" w:bidi="gu_IN"/>
-          </w:rPr>
-          <w:rPr>
-            <w:color w:val="0000EE"/>
-            <w:u w:val="single"/>
-          </w:rPr>
-          <w:t>૧:૧૯</w:t>
-        </w:r>
-      </w:hyperlink>
+      <w:r>
+        <w:rPr>
+          <w:lang w:val="gu_IN" w:bidi="gu_IN"/>
+        </w:rPr>
+        <w:t>૧:૧૯</w:t>
+      </w:r>
       <w:r>
         <w:rPr>
           <w:lang w:val="gu_IN" w:bidi="gu_IN"/>
         </w:rPr>
         <w:t>). ત્રીજું, પાઉલ તેના દેહમાં "ભરે છે" જે ખ્રિસ્તના દુઃખોમાં અભાવ છે (</w:t>
       </w:r>
-      <w:hyperlink r:id="rId31">
-        <w:r>
-          <w:rPr>
-            <w:lang w:val="gu_IN" w:bidi="gu_IN"/>
-          </w:rPr>
-          <w:rPr>
-            <w:color w:val="0000EE"/>
-            <w:u w:val="single"/>
-          </w:rPr>
-          <w:t>૧:૨૪</w:t>
-        </w:r>
-      </w:hyperlink>
+      <w:r>
+        <w:rPr>
+          <w:lang w:val="gu_IN" w:bidi="gu_IN"/>
+        </w:rPr>
+        <w:t>૧:૨૪</w:t>
+      </w:r>
       <w:r>
         <w:rPr>
           <w:lang w:val="gu_IN" w:bidi="gu_IN"/>
         </w:rPr>
         <w:t>). ચોથું, પાઉલ ઈશ્વરના શબ્દને “સંપૂર્ણપણે” ઓળખાવે છે (</w:t>
       </w:r>
-      <w:hyperlink r:id="rId32">
-        <w:r>
-          <w:rPr>
-            <w:lang w:val="gu_IN" w:bidi="gu_IN"/>
-          </w:rPr>
-          <w:rPr>
-            <w:color w:val="0000EE"/>
-            <w:u w:val="single"/>
-          </w:rPr>
-          <w:t>૧:૨૫</w:t>
-        </w:r>
-      </w:hyperlink>
+      <w:r>
+        <w:rPr>
+          <w:lang w:val="gu_IN" w:bidi="gu_IN"/>
+        </w:rPr>
+        <w:t>૧:૨૫</w:t>
+      </w:r>
       <w:r>
         <w:rPr>
           <w:lang w:val="gu_IN" w:bidi="gu_IN"/>
@@ -1824,36 +1692,24 @@
         </w:rPr>
         <w:t>પાઉલ "પ્રકાશમાં સંતોનો વારસો" (</w:t>
       </w:r>
-      <w:hyperlink r:id="rId33">
-        <w:r>
-          <w:rPr>
-            <w:lang w:val="gu_IN" w:bidi="gu_IN"/>
-          </w:rPr>
-          <w:rPr>
-            <w:color w:val="0000EE"/>
-            <w:u w:val="single"/>
-          </w:rPr>
-          <w:t>૧:૧૨</w:t>
-        </w:r>
-      </w:hyperlink>
+      <w:r>
+        <w:rPr>
+          <w:lang w:val="gu_IN" w:bidi="gu_IN"/>
+        </w:rPr>
+        <w:t>૧:૧૨</w:t>
+      </w:r>
       <w:r>
         <w:rPr>
           <w:lang w:val="gu_IN" w:bidi="gu_IN"/>
         </w:rPr>
         <w:t>) ને “અંધકારના અધિકાર”સાથે વિરોધાભાસ રજૂ કરે છે " (</w:t>
       </w:r>
-      <w:hyperlink r:id="rId33">
-        <w:r>
-          <w:rPr>
-            <w:lang w:val="gu_IN" w:bidi="gu_IN"/>
-          </w:rPr>
-          <w:rPr>
-            <w:color w:val="0000EE"/>
-            <w:u w:val="single"/>
-          </w:rPr>
-          <w:t>૧:૧૨</w:t>
-        </w:r>
-      </w:hyperlink>
+      <w:r>
+        <w:rPr>
+          <w:lang w:val="gu_IN" w:bidi="gu_IN"/>
+        </w:rPr>
+        <w:t>૧:૧૨</w:t>
+      </w:r>
       <w:r>
         <w:rPr>
           <w:lang w:val="gu_IN" w:bidi="gu_IN"/>
@@ -1921,18 +1777,12 @@
         </w:rPr>
         <w:t xml:space="preserve">માં </w:t>
       </w:r>
-      <w:hyperlink r:id="rId31">
-        <w:r>
-          <w:rPr>
-            <w:lang w:val="gu_IN" w:bidi="gu_IN"/>
-          </w:rPr>
-          <w:rPr>
-            <w:color w:val="0000EE"/>
-            <w:u w:val="single"/>
-          </w:rPr>
-          <w:t>૧:૨૪</w:t>
-        </w:r>
-      </w:hyperlink>
+      <w:r>
+        <w:rPr>
+          <w:lang w:val="gu_IN" w:bidi="gu_IN"/>
+        </w:rPr>
+        <w:t>૧:૨૪</w:t>
+      </w:r>
       <w:r>
         <w:rPr>
           <w:lang w:val="gu_IN" w:bidi="gu_IN"/>
@@ -1964,18 +1814,12 @@
         </w:rPr>
         <w:t>ઘણા વિદ્વાનો માને છે કે</w:t>
       </w:r>
-      <w:hyperlink r:id="rId16">
-        <w:r>
-          <w:rPr>
-            <w:lang w:val="gu_IN" w:bidi="gu_IN"/>
-          </w:rPr>
-          <w:rPr>
-            <w:color w:val="0000EE"/>
-            <w:u w:val="single"/>
-          </w:rPr>
-          <w:t>૧:૧૫–૨૦</w:t>
-        </w:r>
-      </w:hyperlink>
+      <w:r>
+        <w:rPr>
+          <w:lang w:val="gu_IN" w:bidi="gu_IN"/>
+        </w:rPr>
+        <w:t>૧:૧૫–૨૦</w:t>
+      </w:r>
       <w:r>
         <w:rPr>
           <w:lang w:val="gu_IN" w:bidi="gu_IN"/>
@@ -7597,18 +7441,12 @@
         </w:rPr>
         <w:t xml:space="preserve"> એ પછીના કલમ (</w:t>
       </w:r>
-      <w:hyperlink r:id="rId34">
-        <w:r>
-          <w:rPr>
-            <w:lang w:val="gu_IN" w:bidi="gu_IN"/>
-          </w:rPr>
-          <w:rPr>
-            <w:color w:val="0000EE"/>
-            <w:u w:val="single"/>
-          </w:rPr>
-          <w:t>૧:૧૩</w:t>
-        </w:r>
-      </w:hyperlink>
+      <w:r>
+        <w:rPr>
+          <w:lang w:val="gu_IN" w:bidi="gu_IN"/>
+        </w:rPr>
+        <w:t>૧:૧૩</w:t>
+      </w:r>
       <w:r>
         <w:rPr>
           <w:lang w:val="gu_IN" w:bidi="gu_IN"/>
@@ -8065,18 +7903,12 @@
         </w:rPr>
         <w:t xml:space="preserve"> એ એક મહત્વપૂર્ણ શીર્ષક છે જે ઈશ્વર પિતા (જેનો ઉલ્લેખ અગાઉના કલમ (</w:t>
       </w:r>
-      <w:hyperlink r:id="rId33">
-        <w:r>
-          <w:rPr>
-            <w:lang w:val="gu_IN" w:bidi="gu_IN"/>
-          </w:rPr>
-          <w:rPr>
-            <w:color w:val="0000EE"/>
-            <w:u w:val="single"/>
-          </w:rPr>
-          <w:t>૧:૧૨</w:t>
-        </w:r>
-      </w:hyperlink>
+      <w:r>
+        <w:rPr>
+          <w:lang w:val="gu_IN" w:bidi="gu_IN"/>
+        </w:rPr>
+        <w:t>૧:૧૨</w:t>
+      </w:r>
       <w:r>
         <w:rPr>
           <w:lang w:val="gu_IN" w:bidi="gu_IN"/>
@@ -14517,18 +14349,12 @@
         </w:rPr>
         <w:t xml:space="preserve">અહીં, પાઉલ </w:t>
       </w:r>
-      <w:hyperlink r:id="rId32">
-        <w:r>
-          <w:rPr>
-            <w:lang w:val="gu_IN" w:bidi="gu_IN"/>
-          </w:rPr>
-          <w:rPr>
-            <w:color w:val="0000EE"/>
-            <w:u w:val="single"/>
-          </w:rPr>
-          <w:t>1:25</w:t>
-        </w:r>
-      </w:hyperlink>
+      <w:r>
+        <w:rPr>
+          <w:lang w:val="gu_IN" w:bidi="gu_IN"/>
+        </w:rPr>
+        <w:t>1:25</w:t>
+      </w:r>
       <w:r>
         <w:rPr>
           <w:lang w:val="gu_IN" w:bidi="gu_IN"/>
@@ -16596,18 +16422,12 @@
         </w:rPr>
         <w:t xml:space="preserve">પાઉલ </w:t>
       </w:r>
-      <w:hyperlink r:id="rId15">
-        <w:r>
-          <w:rPr>
-            <w:lang w:val="gu_IN" w:bidi="gu_IN"/>
-          </w:rPr>
-          <w:rPr>
-            <w:color w:val="0000EE"/>
-            <w:u w:val="single"/>
-          </w:rPr>
-          <w:t>૨:૮</w:t>
-        </w:r>
-      </w:hyperlink>
+      <w:r>
+        <w:rPr>
+          <w:lang w:val="gu_IN" w:bidi="gu_IN"/>
+        </w:rPr>
+        <w:t>૨:૮</w:t>
+      </w:r>
       <w:r>
         <w:rPr>
           <w:lang w:val="gu_IN" w:bidi="gu_IN"/>
@@ -16639,18 +16459,12 @@
         </w:rPr>
         <w:t xml:space="preserve">જેમ છેલ્લા પ્રકરણમાં, "સંપૂર્ણતા" એ એક મહત્વપૂર્ણ વિચાર છે જેનો પોલ ઉલ્લેખ કરે છે </w:t>
       </w:r>
-      <w:hyperlink r:id="rId20">
-        <w:r>
-          <w:rPr>
-            <w:lang w:val="gu_IN" w:bidi="gu_IN"/>
-          </w:rPr>
-          <w:rPr>
-            <w:color w:val="0000EE"/>
-            <w:u w:val="single"/>
-          </w:rPr>
-          <w:t>૨:૯–૧૦</w:t>
-        </w:r>
-      </w:hyperlink>
+      <w:r>
+        <w:rPr>
+          <w:lang w:val="gu_IN" w:bidi="gu_IN"/>
+        </w:rPr>
+        <w:t>૨:૯–૧૦</w:t>
+      </w:r>
       <w:r>
         <w:rPr>
           <w:lang w:val="gu_IN" w:bidi="gu_IN"/>
@@ -16693,54 +16507,36 @@
         </w:rPr>
         <w:t>છેલ્લા પ્રકરણની જેમ, ખ્રિસ્તને શક્તિશાળી શાસકો (</w:t>
       </w:r>
-      <w:hyperlink r:id="rId35">
-        <w:r>
-          <w:rPr>
-            <w:lang w:val="gu_IN" w:bidi="gu_IN"/>
-          </w:rPr>
-          <w:rPr>
-            <w:color w:val="0000EE"/>
-            <w:u w:val="single"/>
-          </w:rPr>
-          <w:t>2:10</w:t>
-        </w:r>
-      </w:hyperlink>
+      <w:r>
+        <w:rPr>
+          <w:lang w:val="gu_IN" w:bidi="gu_IN"/>
+        </w:rPr>
+        <w:t>2:10</w:t>
+      </w:r>
       <w:r>
         <w:rPr>
           <w:lang w:val="gu_IN" w:bidi="gu_IN"/>
         </w:rPr>
         <w:t xml:space="preserve">) અને તેમની મંડળીના બંને "માથા" કહેવામાં આવે છે [૨:૧૯](../02/ 19.md). પાઉલ આ ભાષાનો ઉપયોગ ખ્રિસ્તને (1) સર્વોચ્ચ શાસક તરીકે ઓળખવા માટે કરે છે, જેમ કે માથું શરીર પર શાસન કરે છે, અને (2) મંડળી માટે જીવનનો સ્ત્રોત, જેમ શરીર તેના માથા વિના મૃત છે. </w:t>
       </w:r>
-      <w:hyperlink r:id="rId36">
-        <w:r>
-          <w:rPr>
-            <w:lang w:val="gu_IN" w:bidi="gu_IN"/>
-          </w:rPr>
-          <w:rPr>
-            <w:color w:val="0000EE"/>
-            <w:u w:val="single"/>
-          </w:rPr>
-          <w:t>૨:૧૯</w:t>
-        </w:r>
-      </w:hyperlink>
+      <w:r>
+        <w:rPr>
+          <w:lang w:val="gu_IN" w:bidi="gu_IN"/>
+        </w:rPr>
+        <w:t>૨:૧૯</w:t>
+      </w:r>
       <w:r>
         <w:rPr>
           <w:lang w:val="gu_IN" w:bidi="gu_IN"/>
         </w:rPr>
         <w:t xml:space="preserve"> માં પાઉલ મંડળીને ખ્રિસ્તના શરીર તરીકે પણ ઓળખે છે. અહીં, તેમનો મુદ્દો એ છે કે મંડળી ખ્રિસ્ત સાથે જોડાયેલા વિના ટકી શકતી નથી અને વિકાસ કરી શકતી નથી, જેમ શરીર માથા વિના જીવતું નથી અથવા વધતું નથી. છેલ્લે, પાઉલ </w:t>
       </w:r>
-      <w:hyperlink r:id="rId37">
-        <w:r>
-          <w:rPr>
-            <w:lang w:val="gu_IN" w:bidi="gu_IN"/>
-          </w:rPr>
-          <w:rPr>
-            <w:color w:val="0000EE"/>
-            <w:u w:val="single"/>
-          </w:rPr>
-          <w:t>૨:૧૭</w:t>
-        </w:r>
-      </w:hyperlink>
+      <w:r>
+        <w:rPr>
+          <w:lang w:val="gu_IN" w:bidi="gu_IN"/>
+        </w:rPr>
+        <w:t>૨:૧૭</w:t>
+      </w:r>
       <w:r>
         <w:rPr>
           <w:lang w:val="gu_IN" w:bidi="gu_IN"/>
@@ -16766,18 +16562,12 @@
           <w:lang w:val="gu_IN" w:bidi="gu_IN"/>
         </w:rPr>
       </w:r>
-      <w:hyperlink r:id="rId38">
-        <w:r>
-          <w:rPr>
-            <w:lang w:val="gu_IN" w:bidi="gu_IN"/>
-          </w:rPr>
-          <w:rPr>
-            <w:color w:val="0000EE"/>
-            <w:u w:val="single"/>
-          </w:rPr>
-          <w:t>૨:૧૧–૧૩</w:t>
-        </w:r>
-      </w:hyperlink>
+      <w:r>
+        <w:rPr>
+          <w:lang w:val="gu_IN" w:bidi="gu_IN"/>
+        </w:rPr>
+        <w:t>૨:૧૧–૧૩</w:t>
+      </w:r>
       <w:r>
         <w:rPr>
           <w:lang w:val="gu_IN" w:bidi="gu_IN"/>
@@ -16820,108 +16610,72 @@
         </w:rPr>
         <w:t xml:space="preserve">કલોસ્સીમાં, પાઉલ પુનરુત્થાન પહેલાં અને ઈશ્વર નવા આકાશ અને પૃથ્વીનું સર્જન કરે તે પહેલાં વિશ્વમાં માનવ, મૂર્ત સ્વરૂપના અસ્તિત્વનો સંદર્ભ આપવા માટે "માંસ" નો ઉપયોગ કરે છે. </w:t>
       </w:r>
-      <w:hyperlink r:id="rId39">
-        <w:r>
-          <w:rPr>
-            <w:lang w:val="gu_IN" w:bidi="gu_IN"/>
-          </w:rPr>
-          <w:rPr>
-            <w:color w:val="0000EE"/>
-            <w:u w:val="single"/>
-          </w:rPr>
-          <w:t>૨:૧</w:t>
-        </w:r>
-      </w:hyperlink>
+      <w:r>
+        <w:rPr>
+          <w:lang w:val="gu_IN" w:bidi="gu_IN"/>
+        </w:rPr>
+        <w:t>૨:૧</w:t>
+      </w:r>
       <w:r>
         <w:rPr>
           <w:lang w:val="gu_IN" w:bidi="gu_IN"/>
         </w:rPr>
         <w:t xml:space="preserve">; </w:t>
       </w:r>
-      <w:hyperlink r:id="rId40">
-        <w:r>
-          <w:rPr>
-            <w:lang w:val="gu_IN" w:bidi="gu_IN"/>
-          </w:rPr>
-          <w:rPr>
-            <w:color w:val="0000EE"/>
-            <w:u w:val="single"/>
-          </w:rPr>
-          <w:t>૨:૫</w:t>
-        </w:r>
-      </w:hyperlink>
+      <w:r>
+        <w:rPr>
+          <w:lang w:val="gu_IN" w:bidi="gu_IN"/>
+        </w:rPr>
+        <w:t>૨:૫</w:t>
+      </w:r>
       <w:r>
         <w:rPr>
           <w:lang w:val="gu_IN" w:bidi="gu_IN"/>
         </w:rPr>
         <w:t>. અન્ય ઘણી જગ્યાએ, તેમ છતાં, તે માનવીઓની નબળાઈ અને પાપીતાનો ઉલ્લેખ કરવા માટે "માંસ" નો ઉપયોગ કરે છે કારણ કે તેઓ આ તૂટેલી દુનિયા સાથે બંધબેસતા રીતે જીવે છે (</w:t>
       </w:r>
-      <w:hyperlink r:id="rId38">
-        <w:r>
-          <w:rPr>
-            <w:lang w:val="gu_IN" w:bidi="gu_IN"/>
-          </w:rPr>
-          <w:rPr>
-            <w:color w:val="0000EE"/>
-            <w:u w:val="single"/>
-          </w:rPr>
-          <w:t>૨:૧૧</w:t>
-        </w:r>
-      </w:hyperlink>
+      <w:r>
+        <w:rPr>
+          <w:lang w:val="gu_IN" w:bidi="gu_IN"/>
+        </w:rPr>
+        <w:t>૨:૧૧</w:t>
+      </w:r>
       <w:r>
         <w:rPr>
           <w:lang w:val="gu_IN" w:bidi="gu_IN"/>
         </w:rPr>
         <w:t xml:space="preserve">, </w:t>
       </w:r>
-      <w:hyperlink r:id="rId24">
-        <w:r>
-          <w:rPr>
-            <w:lang w:val="gu_IN" w:bidi="gu_IN"/>
-          </w:rPr>
-          <w:rPr>
-            <w:color w:val="0000EE"/>
-            <w:u w:val="single"/>
-          </w:rPr>
-          <w:t>૧૩</w:t>
-        </w:r>
-      </w:hyperlink>
+      <w:r>
+        <w:rPr>
+          <w:lang w:val="gu_IN" w:bidi="gu_IN"/>
+        </w:rPr>
+        <w:t>૧૩</w:t>
+      </w:r>
       <w:r>
         <w:rPr>
           <w:lang w:val="gu_IN" w:bidi="gu_IN"/>
         </w:rPr>
         <w:t xml:space="preserve">, </w:t>
       </w:r>
-      <w:hyperlink r:id="rId41">
-        <w:r>
-          <w:rPr>
-            <w:lang w:val="gu_IN" w:bidi="gu_IN"/>
-          </w:rPr>
-          <w:rPr>
-            <w:color w:val="0000EE"/>
-            <w:u w:val="single"/>
-          </w:rPr>
-          <w:t>૧૮</w:t>
-        </w:r>
-      </w:hyperlink>
+      <w:r>
+        <w:rPr>
+          <w:lang w:val="gu_IN" w:bidi="gu_IN"/>
+        </w:rPr>
+        <w:t>૧૮</w:t>
+      </w:r>
       <w:r>
         <w:rPr>
           <w:lang w:val="gu_IN" w:bidi="gu_IN"/>
         </w:rPr>
         <w:t xml:space="preserve">, </w:t>
       </w:r>
-      <w:hyperlink r:id="rId42">
-        <w:r>
-          <w:rPr>
-            <w:lang w:val="gu_IN" w:bidi="gu_IN"/>
-          </w:rPr>
-          <w:rPr>
-            <w:color w:val="0000EE"/>
-            <w:u w:val="single"/>
-          </w:rPr>
-          <w:t>૨૩</w:t>
-        </w:r>
-      </w:hyperlink>
+      <w:r>
+        <w:rPr>
+          <w:lang w:val="gu_IN" w:bidi="gu_IN"/>
+        </w:rPr>
+        <w:t>૨૩</w:t>
+      </w:r>
       <w:r>
         <w:rPr>
           <w:lang w:val="gu_IN" w:bidi="gu_IN"/>
@@ -17055,18 +16809,12 @@
         </w:rPr>
         <w:t xml:space="preserve"> શબ્દનો અર્થ એ છે પાઉલ એવું કારણ આપે છે તે કષ્ટ કરીને મહેનત કરે છે </w:t>
       </w:r>
-      <w:hyperlink r:id="rId43">
-        <w:r>
-          <w:rPr>
-            <w:lang w:val="gu_IN" w:bidi="gu_IN"/>
-          </w:rPr>
-          <w:rPr>
-            <w:color w:val="0000EE"/>
-            <w:u w:val="single"/>
-          </w:rPr>
-          <w:t>૧:૨૯</w:t>
-        </w:r>
-      </w:hyperlink>
+      <w:r>
+        <w:rPr>
+          <w:lang w:val="gu_IN" w:bidi="gu_IN"/>
+        </w:rPr>
+        <w:t>૧:૨૯</w:t>
+      </w:r>
       <w:r>
         <w:rPr>
           <w:lang w:val="gu_IN" w:bidi="gu_IN"/>
@@ -17176,18 +16924,12 @@
         </w:rPr>
         <w:t xml:space="preserve">જે સીધો શબ્દની સાથે સરખાવી શકાય “પ્રયત્નશીલ” માં </w:t>
       </w:r>
-      <w:hyperlink r:id="rId43">
-        <w:r>
-          <w:rPr>
-            <w:lang w:val="gu_IN" w:bidi="gu_IN"/>
-          </w:rPr>
-          <w:rPr>
-            <w:color w:val="0000EE"/>
-            <w:u w:val="single"/>
-          </w:rPr>
-          <w:t>૧:૨૯</w:t>
-        </w:r>
-      </w:hyperlink>
+      <w:r>
+        <w:rPr>
+          <w:lang w:val="gu_IN" w:bidi="gu_IN"/>
+        </w:rPr>
+        <w:t>૧:૨૯</w:t>
+      </w:r>
       <w:r>
         <w:rPr>
           <w:lang w:val="gu_IN" w:bidi="gu_IN"/>
@@ -18025,18 +17767,12 @@
         </w:rPr>
         <w:t xml:space="preserve"> શબ્દનો ઉલ્લેખ કરી શકે છે: (૧) મર્મ. વૈકલ્પિક અનુવાદ: “આ મર્મમાં” (૨) ખ્રિસ્ત. વૈકલ્પિક અનુવાદ: “મસીહામાં.”કારણ કે </w:t>
       </w:r>
-      <w:hyperlink r:id="rId44">
-        <w:r>
-          <w:rPr>
-            <w:lang w:val="gu_IN" w:bidi="gu_IN"/>
-          </w:rPr>
-          <w:rPr>
-            <w:color w:val="0000EE"/>
-            <w:u w:val="single"/>
-          </w:rPr>
-          <w:t>૨:૨</w:t>
-        </w:r>
-      </w:hyperlink>
+      <w:r>
+        <w:rPr>
+          <w:lang w:val="gu_IN" w:bidi="gu_IN"/>
+        </w:rPr>
+        <w:t>૨:૨</w:t>
+      </w:r>
       <w:r>
         <w:rPr>
           <w:lang w:val="gu_IN" w:bidi="gu_IN"/>
@@ -18391,18 +18127,12 @@
         </w:rPr>
         <w:t xml:space="preserve">નું ભાષાંતર કરાયેલ શબ્દ એ મર્મ વિશે </w:t>
       </w:r>
-      <w:hyperlink r:id="rId44">
-        <w:r>
-          <w:rPr>
-            <w:lang w:val="gu_IN" w:bidi="gu_IN"/>
-          </w:rPr>
-          <w:rPr>
-            <w:color w:val="0000EE"/>
-            <w:u w:val="single"/>
-          </w:rPr>
-          <w:t>૨:૨–૩</w:t>
-        </w:r>
-      </w:hyperlink>
+      <w:r>
+        <w:rPr>
+          <w:lang w:val="gu_IN" w:bidi="gu_IN"/>
+        </w:rPr>
+        <w:t>૨:૨–૩</w:t>
+      </w:r>
       <w:r>
         <w:rPr>
           <w:lang w:val="gu_IN" w:bidi="gu_IN"/>
@@ -18571,18 +18301,12 @@
         </w:rPr>
         <w:t xml:space="preserve"> અનુવાદિત શબ્દ કલોસ્સીઓને શા માટે “ભુલાવામાં” ન જોઈએ તે માટે વધુ સમર્થન રજૂ કરે છે (</w:t>
       </w:r>
-      <w:hyperlink r:id="rId45">
-        <w:r>
-          <w:rPr>
-            <w:lang w:val="gu_IN" w:bidi="gu_IN"/>
-          </w:rPr>
-          <w:rPr>
-            <w:color w:val="0000EE"/>
-            <w:u w:val="single"/>
-          </w:rPr>
-          <w:t>૨:૪</w:t>
-        </w:r>
-      </w:hyperlink>
+      <w:r>
+        <w:rPr>
+          <w:lang w:val="gu_IN" w:bidi="gu_IN"/>
+        </w:rPr>
+        <w:t>૨:૪</w:t>
+      </w:r>
       <w:r>
         <w:rPr>
           <w:lang w:val="gu_IN" w:bidi="gu_IN"/>
@@ -19809,18 +19533,12 @@
         </w:rPr>
         <w:t xml:space="preserve"> ભાષાંતર કરાયેલ શબ્દ </w:t>
       </w:r>
-      <w:hyperlink r:id="rId39">
-        <w:r>
-          <w:rPr>
-            <w:lang w:val="gu_IN" w:bidi="gu_IN"/>
-          </w:rPr>
-          <w:rPr>
-            <w:color w:val="0000EE"/>
-            <w:u w:val="single"/>
-          </w:rPr>
-          <w:t>૨:૧–૫</w:t>
-        </w:r>
-      </w:hyperlink>
+      <w:r>
+        <w:rPr>
+          <w:lang w:val="gu_IN" w:bidi="gu_IN"/>
+        </w:rPr>
+        <w:t>૨:૧–૫</w:t>
+      </w:r>
       <w:r>
         <w:rPr>
           <w:lang w:val="gu_IN" w:bidi="gu_IN"/>
@@ -20241,18 +19959,12 @@
         </w:rPr>
         <w:t>પાઉલ આ ચાર ક્રિયાપદોનો ઉપયોગ કલોસ્સી ઓએ કેવી રીતે મસીહા (</w:t>
       </w:r>
-      <w:hyperlink r:id="rId46">
-        <w:r>
-          <w:rPr>
-            <w:lang w:val="gu_IN" w:bidi="gu_IN"/>
-          </w:rPr>
-          <w:rPr>
-            <w:color w:val="0000EE"/>
-            <w:u w:val="single"/>
-          </w:rPr>
-          <w:t>૨:૬</w:t>
-        </w:r>
-      </w:hyperlink>
+      <w:r>
+        <w:rPr>
+          <w:lang w:val="gu_IN" w:bidi="gu_IN"/>
+        </w:rPr>
+        <w:t>૨:૬</w:t>
+      </w:r>
       <w:r>
         <w:rPr>
           <w:lang w:val="gu_IN" w:bidi="gu_IN"/>
@@ -20804,18 +20516,12 @@
         </w:rPr>
         <w:t xml:space="preserve">જો તમારી ભાષા આ નિષ્ક્રિય સ્વરૂપનો ઉપયોગ કરતી નથી, તો તમે આ ક્રિયાપદ (૧) ને તેના સક્રિય સ્વરૂપમાં એપાફ્રાસ સાથે વિષય તરીકે અનુવાદિત કરી શકો છો (અમે જાણીએ છીએ કે તે </w:t>
       </w:r>
-      <w:hyperlink r:id="rId22">
-        <w:r>
-          <w:rPr>
-            <w:lang w:val="gu_IN" w:bidi="gu_IN"/>
-          </w:rPr>
-          <w:rPr>
-            <w:color w:val="0000EE"/>
-            <w:u w:val="single"/>
-          </w:rPr>
-          <w:t>૧:૭</w:t>
-        </w:r>
-      </w:hyperlink>
+      <w:r>
+        <w:rPr>
+          <w:lang w:val="gu_IN" w:bidi="gu_IN"/>
+        </w:rPr>
+        <w:t>૧:૭</w:t>
+      </w:r>
       <w:r>
         <w:rPr>
           <w:lang w:val="gu_IN" w:bidi="gu_IN"/>
@@ -21889,18 +21595,12 @@
         </w:rPr>
         <w:t xml:space="preserve"> ભાષાંતર કરાયેલ શબ્દ એ એક કારણ રજૂ કરે છે કે શા માટે કલોસ્સીઓ એ “ખ્રિસ્તને અનુરૂપ નથી” (</w:t>
       </w:r>
-      <w:hyperlink r:id="rId15">
-        <w:r>
-          <w:rPr>
-            <w:lang w:val="gu_IN" w:bidi="gu_IN"/>
-          </w:rPr>
-          <w:rPr>
-            <w:color w:val="0000EE"/>
-            <w:u w:val="single"/>
-          </w:rPr>
-          <w:t>૨:૮</w:t>
-        </w:r>
-      </w:hyperlink>
+      <w:r>
+        <w:rPr>
+          <w:lang w:val="gu_IN" w:bidi="gu_IN"/>
+        </w:rPr>
+        <w:t>૨:૮</w:t>
+      </w:r>
       <w:r>
         <w:rPr>
           <w:lang w:val="gu_IN" w:bidi="gu_IN"/>
@@ -22249,36 +21949,24 @@
         </w:rPr>
         <w:t xml:space="preserve"> ભાષાંતર કરાયેલ શબ્દ અન્ય કારણનો પરિચય આપે છે કે શા માટે કલોસ્સીઓએ “ખ્રિસ્ત પ્રમાણે નથી” (</w:t>
       </w:r>
-      <w:hyperlink r:id="rId15">
-        <w:r>
-          <w:rPr>
-            <w:lang w:val="gu_IN" w:bidi="gu_IN"/>
-          </w:rPr>
-          <w:rPr>
-            <w:color w:val="0000EE"/>
-            <w:u w:val="single"/>
-          </w:rPr>
-          <w:t>૨:૮</w:t>
-        </w:r>
-      </w:hyperlink>
+      <w:r>
+        <w:rPr>
+          <w:lang w:val="gu_IN" w:bidi="gu_IN"/>
+        </w:rPr>
+        <w:t>૨:૮</w:t>
+      </w:r>
       <w:r>
         <w:rPr>
           <w:lang w:val="gu_IN" w:bidi="gu_IN"/>
         </w:rPr>
         <w:t>) શિક્ષણ આપનાર કોઈપણ વ્યક્તિ માટે ધ્યાન રાખવાની જરૂર છે: નહીં ફક્ત ખ્રિસ્ત જ સંપૂર્ણ ઈશ્વર છે (</w:t>
       </w:r>
-      <w:hyperlink r:id="rId20">
-        <w:r>
-          <w:rPr>
-            <w:lang w:val="gu_IN" w:bidi="gu_IN"/>
-          </w:rPr>
-          <w:rPr>
-            <w:color w:val="0000EE"/>
-            <w:u w:val="single"/>
-          </w:rPr>
-          <w:t>૨:૯</w:t>
-        </w:r>
-      </w:hyperlink>
+      <w:r>
+        <w:rPr>
+          <w:lang w:val="gu_IN" w:bidi="gu_IN"/>
+        </w:rPr>
+        <w:t>૨:૯</w:t>
+      </w:r>
       <w:r>
         <w:rPr>
           <w:lang w:val="gu_IN" w:bidi="gu_IN"/>
@@ -22388,36 +22076,24 @@
         </w:rPr>
         <w:t xml:space="preserve"> શબ્દ “પૂર્ણતા” માટે </w:t>
       </w:r>
-      <w:hyperlink r:id="rId20">
-        <w:r>
-          <w:rPr>
-            <w:lang w:val="gu_IN" w:bidi="gu_IN"/>
-          </w:rPr>
-          <w:rPr>
-            <w:color w:val="0000EE"/>
-            <w:u w:val="single"/>
-          </w:rPr>
-          <w:t>૨:૯</w:t>
-        </w:r>
-      </w:hyperlink>
+      <w:r>
+        <w:rPr>
+          <w:lang w:val="gu_IN" w:bidi="gu_IN"/>
+        </w:rPr>
+        <w:t>૨:૯</w:t>
+      </w:r>
       <w:r>
         <w:rPr>
           <w:lang w:val="gu_IN" w:bidi="gu_IN"/>
         </w:rPr>
         <w:t xml:space="preserve"> માં વપરાતા શબ્દ જેવો જ છે. જો તમારી ભાષા આ બે વાક્યોમાં સમાન શબ્દોનો ઉપયોગ કરે છે, તો તમે </w:t>
       </w:r>
-      <w:hyperlink r:id="rId20">
-        <w:r>
-          <w:rPr>
-            <w:lang w:val="gu_IN" w:bidi="gu_IN"/>
-          </w:rPr>
-          <w:rPr>
-            <w:color w:val="0000EE"/>
-            <w:u w:val="single"/>
-          </w:rPr>
-          <w:t>૨:૯</w:t>
-        </w:r>
-      </w:hyperlink>
+      <w:r>
+        <w:rPr>
+          <w:lang w:val="gu_IN" w:bidi="gu_IN"/>
+        </w:rPr>
+        <w:t>૨:૯</w:t>
+      </w:r>
       <w:r>
         <w:rPr>
           <w:lang w:val="gu_IN" w:bidi="gu_IN"/>
@@ -22740,18 +22416,12 @@
         </w:rPr>
         <w:t xml:space="preserve">નો અનુવાદ કરવામાં આવેલ શબ્દો (૧) શક્તિશાળી આધ્યાત્મિક માણસોનો સંદર્ભ લઈ શકે છે, જેમ કે </w:t>
       </w:r>
-      <w:hyperlink r:id="rId17">
-        <w:r>
-          <w:rPr>
-            <w:lang w:val="gu_IN" w:bidi="gu_IN"/>
-          </w:rPr>
-          <w:rPr>
-            <w:color w:val="0000EE"/>
-            <w:u w:val="single"/>
-          </w:rPr>
-          <w:t>૧;૧૬</w:t>
-        </w:r>
-      </w:hyperlink>
+      <w:r>
+        <w:rPr>
+          <w:lang w:val="gu_IN" w:bidi="gu_IN"/>
+        </w:rPr>
+        <w:t>૧;૧૬</w:t>
+      </w:r>
       <w:r>
         <w:rPr>
           <w:lang w:val="gu_IN" w:bidi="gu_IN"/>
@@ -24736,18 +24406,12 @@
         </w:rPr>
         <w:t xml:space="preserve"> એ (૧) નો સંદર્ભ લઈ શકે છે કે કેવી રીતે કલોસ્સીઓનો સુન્નત કરાયેલા યહૂદીઓ ન હતા અને તેથી તેઓ ઈશ્વરના લોકોનો ભાગ ન હતા. વૈકલ્પિક અનુવાદ: “ઈશ્વરના વચનો વિના બિન-યહુદીઓમાં” (૨) </w:t>
       </w:r>
-      <w:hyperlink r:id="rId38">
-        <w:r>
-          <w:rPr>
-            <w:lang w:val="gu_IN" w:bidi="gu_IN"/>
-          </w:rPr>
-          <w:rPr>
-            <w:color w:val="0000EE"/>
-            <w:u w:val="single"/>
-          </w:rPr>
-          <w:t>૨:૧૧</w:t>
-        </w:r>
-      </w:hyperlink>
+      <w:r>
+        <w:rPr>
+          <w:lang w:val="gu_IN" w:bidi="gu_IN"/>
+        </w:rPr>
+        <w:t>૨:૧૧</w:t>
+      </w:r>
       <w:r>
         <w:rPr>
           <w:lang w:val="gu_IN" w:bidi="gu_IN"/>
@@ -25139,18 +24803,12 @@
         </w:rPr>
         <w:t xml:space="preserve">2:15 pbkm rc://ta/man/translate/translate-unknown τὰς ἀρχὰς καὶ τὰς ἐξουσίας 1 શાસકો અને સત્તાધીશોને 1 જેમ [૧:૧૬](../01/16.md અને </w:t>
       </w:r>
-      <w:hyperlink r:id="rId35">
-        <w:r>
-          <w:rPr>
-            <w:lang w:val="gu_IN" w:bidi="gu_IN"/>
-          </w:rPr>
-          <w:rPr>
-            <w:color w:val="0000EE"/>
-            <w:u w:val="single"/>
-          </w:rPr>
-          <w:t>2:10</w:t>
-        </w:r>
-      </w:hyperlink>
+      <w:r>
+        <w:rPr>
+          <w:lang w:val="gu_IN" w:bidi="gu_IN"/>
+        </w:rPr>
+        <w:t>2:10</w:t>
+      </w:r>
       <w:r>
         <w:rPr>
           <w:lang w:val="gu_IN" w:bidi="gu_IN"/>
@@ -25255,36 +24913,24 @@
         </w:rPr>
         <w:t xml:space="preserve"> ભાષાંતર કરાયેલ શબ્દ પાઉલે પહેલેથી જ કહ્યું છે તેના પરથી એક અનુમાન અથવા નિષ્કર્ષ દોરે છે, જે </w:t>
       </w:r>
-      <w:hyperlink r:id="rId20">
-        <w:r>
-          <w:rPr>
-            <w:lang w:val="gu_IN" w:bidi="gu_IN"/>
-          </w:rPr>
-          <w:rPr>
-            <w:color w:val="0000EE"/>
-            <w:u w:val="single"/>
-          </w:rPr>
-          <w:t>૨:૯–૧૫</w:t>
-        </w:r>
-      </w:hyperlink>
+      <w:r>
+        <w:rPr>
+          <w:lang w:val="gu_IN" w:bidi="gu_IN"/>
+        </w:rPr>
+        <w:t>૨:૯–૧૫</w:t>
+      </w:r>
       <w:r>
         <w:rPr>
           <w:lang w:val="gu_IN" w:bidi="gu_IN"/>
         </w:rPr>
         <w:t xml:space="preserve"> માં મળી શકે છે: ખ્રિસ્તના કાર્યમાં, કલોસસીઓ ને નવું જીવન મળ્યું છે અને આ દુનિયા પર રાજ કરતી સત્તાઓ પરાજિત થઈ છે. આ બાબતો જે બની છે તેના કારણે, કલોસ્સી ઓએ બીજાઓને તેઓ કેવી રીતે વર્તે છે તેનો ન્યાય કરવા દેવા ન જોઈએ. પાઉલ ખોટા શિક્ષકો સામેની ચેતવણી ચાલુ રાખે છે જે તેણે </w:t>
       </w:r>
-      <w:hyperlink r:id="rId15">
-        <w:r>
-          <w:rPr>
-            <w:lang w:val="gu_IN" w:bidi="gu_IN"/>
-          </w:rPr>
-          <w:rPr>
-            <w:color w:val="0000EE"/>
-            <w:u w:val="single"/>
-          </w:rPr>
-          <w:t>૨:૮</w:t>
-        </w:r>
-      </w:hyperlink>
+      <w:r>
+        <w:rPr>
+          <w:lang w:val="gu_IN" w:bidi="gu_IN"/>
+        </w:rPr>
+        <w:t>૨:૮</w:t>
+      </w:r>
       <w:r>
         <w:rPr>
           <w:lang w:val="gu_IN" w:bidi="gu_IN"/>
@@ -25643,18 +25289,12 @@
         </w:rPr>
         <w:t xml:space="preserve">2:18 zv2t rc://ta/man/translate/figs-metaphor μηδεὶς ὑμᾶς καταβραβευέτω 1 કોઈને તમારા ઇનામથી તમને વંચિત કરવા દેશો નહિ 1 અહીં, પાઉલ ખોટા શિક્ષકોનો ઉલ્લેખ કરે છે જેમ કે તેઓ હરીફાઈમાં ન્યાયાધીશો અથવા અમ્પાયર હતા જેઓ કલોસ્સીઓનો સામે નિર્ણય લઈ શકે છે, આમ તેઓને હરીફાઈ જીતવા માટે ઇનામ મેળવવાથી દૂર રાખે છે. આ રૂપક </w:t>
       </w:r>
-      <w:hyperlink r:id="rId47">
-        <w:r>
-          <w:rPr>
-            <w:lang w:val="gu_IN" w:bidi="gu_IN"/>
-          </w:rPr>
-          <w:rPr>
-            <w:color w:val="0000EE"/>
-            <w:u w:val="single"/>
-          </w:rPr>
-          <w:t>૨:૧૬</w:t>
-        </w:r>
-      </w:hyperlink>
+      <w:r>
+        <w:rPr>
+          <w:lang w:val="gu_IN" w:bidi="gu_IN"/>
+        </w:rPr>
+        <w:t>૨:૧૬</w:t>
+      </w:r>
       <w:r>
         <w:rPr>
           <w:lang w:val="gu_IN" w:bidi="gu_IN"/>
@@ -26361,18 +26001,12 @@
         </w:rPr>
         <w:t>2:20 yg7h rc://ta/man/translate/figs-metaphor ἀπεθάνετε σὺν Χριστῷ 1 તમે ખ્રિસ્ત સાથે મૃત્યું પામ્યા તો 1 પાઉલ હવે એક રૂપક પર પાછા ફરે છે જેનો તેણે અગાઉ ઉપયોગ કર્યો હતો: વિશ્વાસીઓ મૃત્યુ પામ્યા છે અને ખ્રિસ્ત સાથે “દફનાવવામાં આવ્યા છે” (</w:t>
       </w:r>
-      <w:hyperlink r:id="rId48">
-        <w:r>
-          <w:rPr>
-            <w:lang w:val="gu_IN" w:bidi="gu_IN"/>
-          </w:rPr>
-          <w:rPr>
-            <w:color w:val="0000EE"/>
-            <w:u w:val="single"/>
-          </w:rPr>
-          <w:t>૨:૧૨</w:t>
-        </w:r>
-      </w:hyperlink>
+      <w:r>
+        <w:rPr>
+          <w:lang w:val="gu_IN" w:bidi="gu_IN"/>
+        </w:rPr>
+        <w:t>૨:૧૨</w:t>
+      </w:r>
       <w:r>
         <w:rPr>
           <w:lang w:val="gu_IN" w:bidi="gu_IN"/>
@@ -26443,18 +26077,12 @@
         </w:rPr>
         <w:t xml:space="preserve">2:20 ydqo rc://ta/man/translate/translate-unknown τῶν στοιχείων τοῦ κόσμου 1 જગતના મૂળભૂત તત્વોથી 1 </w:t>
       </w:r>
-      <w:hyperlink r:id="rId15">
-        <w:r>
-          <w:rPr>
-            <w:lang w:val="gu_IN" w:bidi="gu_IN"/>
-          </w:rPr>
-          <w:rPr>
-            <w:color w:val="0000EE"/>
-            <w:u w:val="single"/>
-          </w:rPr>
-          <w:t>૨:૮</w:t>
-        </w:r>
-      </w:hyperlink>
+      <w:r>
+        <w:rPr>
+          <w:lang w:val="gu_IN" w:bidi="gu_IN"/>
+        </w:rPr>
+        <w:t>૨:૮</w:t>
+      </w:r>
       <w:r>
         <w:rPr>
           <w:lang w:val="gu_IN" w:bidi="gu_IN"/>
@@ -26714,18 +26342,12 @@
         </w:rPr>
         <w:t xml:space="preserve">આ કલમ ત્રણ આદેશો આપે છે જે પાઉલ તરફથી નથી પરંતુ </w:t>
       </w:r>
-      <w:hyperlink r:id="rId49">
-        <w:r>
-          <w:rPr>
-            <w:lang w:val="gu_IN" w:bidi="gu_IN"/>
-          </w:rPr>
-          <w:rPr>
-            <w:color w:val="0000EE"/>
-            <w:u w:val="single"/>
-          </w:rPr>
-          <w:t>૨:૨૦</w:t>
-        </w:r>
-      </w:hyperlink>
+      <w:r>
+        <w:rPr>
+          <w:lang w:val="gu_IN" w:bidi="gu_IN"/>
+        </w:rPr>
+        <w:t>૨:૨૦</w:t>
+      </w:r>
       <w:r>
         <w:rPr>
           <w:lang w:val="gu_IN" w:bidi="gu_IN"/>
@@ -27588,36 +27210,24 @@
           <w:lang w:val="gu_IN" w:bidi="gu_IN"/>
         </w:rPr>
       </w:r>
-      <w:hyperlink r:id="rId50">
-        <w:r>
-          <w:rPr>
-            <w:lang w:val="gu_IN" w:bidi="gu_IN"/>
-          </w:rPr>
-          <w:rPr>
-            <w:color w:val="0000EE"/>
-            <w:u w:val="single"/>
-          </w:rPr>
-          <w:t>૪:૧</w:t>
-        </w:r>
-      </w:hyperlink>
+      <w:r>
+        <w:rPr>
+          <w:lang w:val="gu_IN" w:bidi="gu_IN"/>
+        </w:rPr>
+        <w:t>૪:૧</w:t>
+      </w:r>
       <w:r>
         <w:rPr>
           <w:lang w:val="gu_IN" w:bidi="gu_IN"/>
         </w:rPr>
         <w:t xml:space="preserve"> તે વિભાગ સા((થે સંબંધિત છે જે </w:t>
       </w:r>
-      <w:hyperlink r:id="rId51">
-        <w:r>
-          <w:rPr>
-            <w:lang w:val="gu_IN" w:bidi="gu_IN"/>
-          </w:rPr>
-          <w:rPr>
-            <w:color w:val="0000EE"/>
-            <w:u w:val="single"/>
-          </w:rPr>
-          <w:t>૩:૧૮</w:t>
-        </w:r>
-      </w:hyperlink>
+      <w:r>
+        <w:rPr>
+          <w:lang w:val="gu_IN" w:bidi="gu_IN"/>
+        </w:rPr>
+        <w:t>૩:૧૮</w:t>
+      </w:r>
       <w:r>
         <w:rPr>
           <w:lang w:val="gu_IN" w:bidi="gu_IN"/>
@@ -27728,36 +27338,24 @@
         </w:rPr>
         <w:t xml:space="preserve">પાઉલ </w:t>
       </w:r>
-      <w:hyperlink r:id="rId26">
-        <w:r>
-          <w:rPr>
-            <w:lang w:val="gu_IN" w:bidi="gu_IN"/>
-          </w:rPr>
-          <w:rPr>
-            <w:color w:val="0000EE"/>
-            <w:u w:val="single"/>
-          </w:rPr>
-          <w:t>૩:૯–૧૦</w:t>
-        </w:r>
-      </w:hyperlink>
+      <w:r>
+        <w:rPr>
+          <w:lang w:val="gu_IN" w:bidi="gu_IN"/>
+        </w:rPr>
+        <w:t>૩:૯–૧૦</w:t>
+      </w:r>
       <w:r>
         <w:rPr>
           <w:lang w:val="gu_IN" w:bidi="gu_IN"/>
         </w:rPr>
         <w:t xml:space="preserve"> માં જૂના અને નવા “માણસ” નો સંદર્ભ આપે છે. આ શબ્દો ખ્રિસ્ત સાથે મૃત્યુ પામ્યા અને વધતા પહેલા (“જૂના”) અને પછી (“નવા”) વ્યક્તિનો સંદર્ભ આપે છે. આ મુખ્ય શબ્દો સાથે, પાઉલે </w:t>
       </w:r>
-      <w:hyperlink r:id="rId38">
-        <w:r>
-          <w:rPr>
-            <w:lang w:val="gu_IN" w:bidi="gu_IN"/>
-          </w:rPr>
-          <w:rPr>
-            <w:color w:val="0000EE"/>
-            <w:u w:val="single"/>
-          </w:rPr>
-          <w:t>૨:૧૧–૧૩</w:t>
-        </w:r>
-      </w:hyperlink>
+      <w:r>
+        <w:rPr>
+          <w:lang w:val="gu_IN" w:bidi="gu_IN"/>
+        </w:rPr>
+        <w:t>૨:૧૧–૧૩</w:t>
+      </w:r>
       <w:r>
         <w:rPr>
           <w:lang w:val="gu_IN" w:bidi="gu_IN"/>
@@ -27783,18 +27381,12 @@
           <w:lang w:val="gu_IN" w:bidi="gu_IN"/>
         </w:rPr>
       </w:r>
-      <w:hyperlink r:id="rId26">
-        <w:r>
-          <w:rPr>
-            <w:lang w:val="gu_IN" w:bidi="gu_IN"/>
-          </w:rPr>
-          <w:rPr>
-            <w:color w:val="0000EE"/>
-            <w:u w:val="single"/>
-          </w:rPr>
-          <w:t>૩:૬</w:t>
-        </w:r>
-      </w:hyperlink>
+      <w:r>
+        <w:rPr>
+          <w:lang w:val="gu_IN" w:bidi="gu_IN"/>
+        </w:rPr>
+        <w:t>૩:૬</w:t>
+      </w:r>
       <w:r>
         <w:rPr>
           <w:lang w:val="gu_IN" w:bidi="gu_IN"/>
@@ -27826,18 +27418,12 @@
         </w:rPr>
         <w:t>In (</w:t>
       </w:r>
-      <w:hyperlink r:id="rId52">
-        <w:r>
-          <w:rPr>
-            <w:lang w:val="gu_IN" w:bidi="gu_IN"/>
-          </w:rPr>
-          <w:rPr>
-            <w:color w:val="0000EE"/>
-            <w:u w:val="single"/>
-          </w:rPr>
-          <w:t>૩:૧૧</w:t>
-        </w:r>
-      </w:hyperlink>
+      <w:r>
+        <w:rPr>
+          <w:lang w:val="gu_IN" w:bidi="gu_IN"/>
+        </w:rPr>
+        <w:t>૩:૧૧</w:t>
+      </w:r>
       <w:r>
         <w:rPr>
           <w:lang w:val="gu_IN" w:bidi="gu_IN"/>
@@ -27880,18 +27466,12 @@
         </w:rPr>
         <w:t>In (</w:t>
       </w:r>
-      <w:hyperlink r:id="rId25">
-        <w:r>
-          <w:rPr>
-            <w:lang w:val="gu_IN" w:bidi="gu_IN"/>
-          </w:rPr>
-          <w:rPr>
-            <w:color w:val="0000EE"/>
-            <w:u w:val="single"/>
-          </w:rPr>
-          <w:t>૩:૪</w:t>
-        </w:r>
-      </w:hyperlink>
+      <w:r>
+        <w:rPr>
+          <w:lang w:val="gu_IN" w:bidi="gu_IN"/>
+        </w:rPr>
+        <w:t>૩:૪</w:t>
+      </w:r>
       <w:r>
         <w:rPr>
           <w:lang w:val="gu_IN" w:bidi="gu_IN"/>
@@ -27923,90 +27503,60 @@
         </w:rPr>
         <w:t>સદ્ગુણોનો પીછો કરવો કલોસ્સીઓનોને દુર્ગુણોથી દૂર રહેવા અને સદ્ગુણોને અનુસરવા માટેના તેમના ઉપદેશમાં, પાઉલ સંખ્યાબંધ રૂપકો વાપરે છે. દુર્ગુણોને ટાળવા માટે, તે "મૃત્યુ પામવા" (</w:t>
       </w:r>
-      <w:hyperlink r:id="rId53">
-        <w:r>
-          <w:rPr>
-            <w:lang w:val="gu_IN" w:bidi="gu_IN"/>
-          </w:rPr>
-          <w:rPr>
-            <w:color w:val="0000EE"/>
-            <w:u w:val="single"/>
-          </w:rPr>
-          <w:t>૩:૫</w:t>
-        </w:r>
-      </w:hyperlink>
+      <w:r>
+        <w:rPr>
+          <w:lang w:val="gu_IN" w:bidi="gu_IN"/>
+        </w:rPr>
+        <w:t>૩:૫</w:t>
+      </w:r>
       <w:r>
         <w:rPr>
           <w:lang w:val="gu_IN" w:bidi="gu_IN"/>
         </w:rPr>
         <w:t>), “બાજુ મૂકવું” (</w:t>
       </w:r>
-      <w:hyperlink r:id="rId54">
-        <w:r>
-          <w:rPr>
-            <w:lang w:val="gu_IN" w:bidi="gu_IN"/>
-          </w:rPr>
-          <w:rPr>
-            <w:color w:val="0000EE"/>
-            <w:u w:val="single"/>
-          </w:rPr>
-          <w:t>૩:૮</w:t>
-        </w:r>
-      </w:hyperlink>
+      <w:r>
+        <w:rPr>
+          <w:lang w:val="gu_IN" w:bidi="gu_IN"/>
+        </w:rPr>
+        <w:t>૩:૮</w:t>
+      </w:r>
       <w:r>
         <w:rPr>
           <w:lang w:val="gu_IN" w:bidi="gu_IN"/>
         </w:rPr>
         <w:t>) ની ભાષા વાપરે છે. md), અને “ઉતારી મૂકવું” (</w:t>
       </w:r>
-      <w:hyperlink r:id="rId55">
-        <w:r>
-          <w:rPr>
-            <w:lang w:val="gu_IN" w:bidi="gu_IN"/>
-          </w:rPr>
-          <w:rPr>
-            <w:color w:val="0000EE"/>
-            <w:u w:val="single"/>
-          </w:rPr>
-          <w:t>૩:૯</w:t>
-        </w:r>
-      </w:hyperlink>
+      <w:r>
+        <w:rPr>
+          <w:lang w:val="gu_IN" w:bidi="gu_IN"/>
+        </w:rPr>
+        <w:t>૩:૯</w:t>
+      </w:r>
       <w:r>
         <w:rPr>
           <w:lang w:val="gu_IN" w:bidi="gu_IN"/>
         </w:rPr>
         <w:t xml:space="preserve">). આ તમામ રૂપકોને દુર્ગુણોથી અલગ કરવાની જરૂર છે, પછી ભલે તે શરીરના અવયવોને પીછો કરતા ભાગોને મૃત્યુદંડ તરીકે દર્શાવવામાં આવે અથવા દુષ્ટ ઇચ્છાઓને કપડાંની જેમ ઉતારી દેવામાં આવે. સદ્ગુણોને અનુસરવા માટે, તે “પહેરી લો” </w:t>
       </w:r>
-      <w:hyperlink r:id="rId56">
-        <w:r>
-          <w:rPr>
-            <w:lang w:val="gu_IN" w:bidi="gu_IN"/>
-          </w:rPr>
-          <w:rPr>
-            <w:color w:val="0000EE"/>
-            <w:u w:val="single"/>
-          </w:rPr>
-          <w:t>૩:૧૦</w:t>
-        </w:r>
-      </w:hyperlink>
+      <w:r>
+        <w:rPr>
+          <w:lang w:val="gu_IN" w:bidi="gu_IN"/>
+        </w:rPr>
+        <w:t>૩:૧૦</w:t>
+      </w:r>
       <w:r>
         <w:rPr>
           <w:lang w:val="gu_IN" w:bidi="gu_IN"/>
         </w:rPr>
         <w:t>;</w:t>
       </w:r>
-      <w:hyperlink r:id="rId57">
-        <w:r>
-          <w:rPr>
-            <w:lang w:val="gu_IN" w:bidi="gu_IN"/>
-          </w:rPr>
-          <w:rPr>
-            <w:color w:val="0000EE"/>
-            <w:u w:val="single"/>
-          </w:rPr>
-          <w:t>૩:૧૨</w:t>
-        </w:r>
-      </w:hyperlink>
+      <w:r>
+        <w:rPr>
+          <w:lang w:val="gu_IN" w:bidi="gu_IN"/>
+        </w:rPr>
+        <w:t>૩:૧૨</w:t>
+      </w:r>
       <w:r>
         <w:rPr>
           <w:lang w:val="gu_IN" w:bidi="gu_IN"/>
@@ -28043,54 +27593,36 @@
           <w:lang w:val="gu_IN" w:bidi="gu_IN"/>
         </w:rPr>
       </w:r>
-      <w:hyperlink r:id="rId53">
-        <w:r>
-          <w:rPr>
-            <w:lang w:val="gu_IN" w:bidi="gu_IN"/>
-          </w:rPr>
-          <w:rPr>
-            <w:color w:val="0000EE"/>
-            <w:u w:val="single"/>
-          </w:rPr>
-          <w:t>૩:૫</w:t>
-        </w:r>
-      </w:hyperlink>
+      <w:r>
+        <w:rPr>
+          <w:lang w:val="gu_IN" w:bidi="gu_IN"/>
+        </w:rPr>
+        <w:t>૩:૫</w:t>
+      </w:r>
       <w:r>
         <w:rPr>
           <w:lang w:val="gu_IN" w:bidi="gu_IN"/>
         </w:rPr>
         <w:t xml:space="preserve"> અને </w:t>
       </w:r>
-      <w:hyperlink r:id="rId54">
-        <w:r>
-          <w:rPr>
-            <w:lang w:val="gu_IN" w:bidi="gu_IN"/>
-          </w:rPr>
-          <w:rPr>
-            <w:color w:val="0000EE"/>
-            <w:u w:val="single"/>
-          </w:rPr>
-          <w:t>૩:૮</w:t>
-        </w:r>
-      </w:hyperlink>
+      <w:r>
+        <w:rPr>
+          <w:lang w:val="gu_IN" w:bidi="gu_IN"/>
+        </w:rPr>
+        <w:t>૩:૮</w:t>
+      </w:r>
       <w:r>
         <w:rPr>
           <w:lang w:val="gu_IN" w:bidi="gu_IN"/>
         </w:rPr>
         <w:t xml:space="preserve">, પાઉલ દુર્ગુણોની યાદી આપે છે. આ સૂચિઓ અનૈતિક અને દુષ્ટ વર્તણૂકોની સંપૂર્ણ સૂચિ પ્રદાન કરવા માટે નથી. તેના બદલે, તેઓ કેટલાક ઉદાહરણો પૂરા પાડે છે જે કલોસ્સીના લોકોને પાઉલના મનમાં હોય તેવા વર્તનના પ્રકારો બતાવવા માટે છે. </w:t>
       </w:r>
-      <w:hyperlink r:id="rId57">
-        <w:r>
-          <w:rPr>
-            <w:lang w:val="gu_IN" w:bidi="gu_IN"/>
-          </w:rPr>
-          <w:rPr>
-            <w:color w:val="0000EE"/>
-            <w:u w:val="single"/>
-          </w:rPr>
-          <w:t>૩:૧૨</w:t>
-        </w:r>
-      </w:hyperlink>
+      <w:r>
+        <w:rPr>
+          <w:lang w:val="gu_IN" w:bidi="gu_IN"/>
+        </w:rPr>
+        <w:t>૩:૧૨</w:t>
+      </w:r>
       <w:r>
         <w:rPr>
           <w:lang w:val="gu_IN" w:bidi="gu_IN"/>
@@ -28116,36 +27648,24 @@
           <w:lang w:val="gu_IN" w:bidi="gu_IN"/>
         </w:rPr>
       </w:r>
-      <w:hyperlink r:id="rId51">
-        <w:r>
-          <w:rPr>
-            <w:lang w:val="gu_IN" w:bidi="gu_IN"/>
-          </w:rPr>
-          <w:rPr>
-            <w:color w:val="0000EE"/>
-            <w:u w:val="single"/>
-          </w:rPr>
-          <w:t>૩:૧૮</w:t>
-        </w:r>
-      </w:hyperlink>
+      <w:r>
+        <w:rPr>
+          <w:lang w:val="gu_IN" w:bidi="gu_IN"/>
+        </w:rPr>
+        <w:t>૩:૧૮</w:t>
+      </w:r>
       <w:r>
         <w:rPr>
           <w:lang w:val="gu_IN" w:bidi="gu_IN"/>
         </w:rPr>
         <w:t>–</w:t>
       </w:r>
-      <w:hyperlink r:id="rId50">
-        <w:r>
-          <w:rPr>
-            <w:lang w:val="gu_IN" w:bidi="gu_IN"/>
-          </w:rPr>
-          <w:rPr>
-            <w:color w:val="0000EE"/>
-            <w:u w:val="single"/>
-          </w:rPr>
-          <w:t>૪:૧</w:t>
-        </w:r>
-      </w:hyperlink>
+      <w:r>
+        <w:rPr>
+          <w:lang w:val="gu_IN" w:bidi="gu_IN"/>
+        </w:rPr>
+        <w:t>૪:૧</w:t>
+      </w:r>
       <w:r>
         <w:rPr>
           <w:lang w:val="gu_IN" w:bidi="gu_IN"/>
@@ -28159,18 +27679,12 @@
         </w:rPr>
         <w:t xml:space="preserve">3:1 r5yh rc://ta/man/translate/grammar-connect-words-phrases οὖν 1 તેથી 1 ભાષાંતર કરેલ શબ્દ **એ માટે ** એ રીત નું સંબોધન કરે છે જે પાઉલે અગાઉ કહ્યું છે તે રીતે “ ખ્રિસ્ત સાથે ઉઠાડવામાં આવ્યા” </w:t>
       </w:r>
-      <w:hyperlink r:id="rId48">
-        <w:r>
-          <w:rPr>
-            <w:lang w:val="gu_IN" w:bidi="gu_IN"/>
-          </w:rPr>
-          <w:rPr>
-            <w:color w:val="0000EE"/>
-            <w:u w:val="single"/>
-          </w:rPr>
-          <w:t>૨:૧૨</w:t>
-        </w:r>
-      </w:hyperlink>
+      <w:r>
+        <w:rPr>
+          <w:lang w:val="gu_IN" w:bidi="gu_IN"/>
+        </w:rPr>
+        <w:t>૨:૧૨</w:t>
+      </w:r>
       <w:r>
         <w:rPr>
           <w:lang w:val="gu_IN" w:bidi="gu_IN"/>
@@ -28461,18 +27975,13 @@
         </w:rPr>
         <w:t xml:space="preserve">3:2 f181 rc://ta/man/translate/figs-idiom τὰ ἄνω 1 બાબતો વિષે &amp; ઉપરની 1 જેમ </w:t>
       </w:r>
-      <w:hyperlink r:id="rId58">
-        <w:r>
-          <w:rPr>
-            <w:lang w:val="gu_IN" w:bidi="gu_IN"/>
-          </w:rPr>
-          <w:rPr>
-            <w:color w:val="0000EE"/>
-            <w:u w:val="single"/>
-          </w:rPr>
-          <w:t>૩:૧</w:t>
-        </w:r>
-      </w:hyperlink>
+      <w:r>
+        <w:rPr>
+          <w:b/>
+          <w:lang w:val="gu_IN" w:bidi="gu_IN"/>
+        </w:rPr>
+        <w:t>૩:૧</w:t>
+      </w:r>
       <w:r>
         <w:rPr>
           <w:b/>
@@ -28532,18 +28041,13 @@
         </w:rPr>
         <w:t>3:3 oa5x rc://ta/man/translate/grammar-connect-logic-result γάρ 1 માટે 1 માટે ભાષાંતર કરાયેલ શબ્દ એ કારણનો પરિચય આપે છે કે શા માટે કલોસસીઓએ ઉપરની બાબતો વિશે વિચારવું જોઈએ (</w:t>
       </w:r>
-      <w:hyperlink r:id="rId58">
-        <w:r>
-          <w:rPr>
-            <w:lang w:val="gu_IN" w:bidi="gu_IN"/>
-          </w:rPr>
-          <w:rPr>
-            <w:color w:val="0000EE"/>
-            <w:u w:val="single"/>
-          </w:rPr>
-          <w:t>૩:૧–૨</w:t>
-        </w:r>
-      </w:hyperlink>
+      <w:r>
+        <w:rPr>
+          <w:b/>
+          <w:lang w:val="gu_IN" w:bidi="gu_IN"/>
+        </w:rPr>
+        <w:t>૩:૧–૨</w:t>
+      </w:r>
       <w:r>
         <w:rPr>
           <w:b/>
@@ -28573,18 +28077,13 @@
         </w:rPr>
         <w:t xml:space="preserve">3:3 l9yk rc://ta/man/translate/figs-metaphor ἀπεθάνετε 1 તમે મરણ પામ્યા 1 અહીં, પાઉલ થોડો અલગ સ્વરૂપમાં વ્યક્ત કરે છે જે તેણે પહેલેથી જ </w:t>
       </w:r>
-      <w:hyperlink r:id="rId49">
-        <w:r>
-          <w:rPr>
-            <w:lang w:val="gu_IN" w:bidi="gu_IN"/>
-          </w:rPr>
-          <w:rPr>
-            <w:color w:val="0000EE"/>
-            <w:u w:val="single"/>
-          </w:rPr>
-          <w:t>૨:૨૦</w:t>
-        </w:r>
-      </w:hyperlink>
+      <w:r>
+        <w:rPr>
+          <w:b/>
+          <w:lang w:val="gu_IN" w:bidi="gu_IN"/>
+        </w:rPr>
+        <w:t>૨:૨૦</w:t>
+      </w:r>
       <w:r>
         <w:rPr>
           <w:b/>
@@ -28592,18 +28091,13 @@
         </w:rPr>
         <w:t xml:space="preserve"> માં જણાવ્યું છે: કલોસ્સી ઓ તેમના મૃત્યુમાં ખ્રિસ્ત સાથે એક થયા છે. જેમ ખ્રિસ્ત વાસ્તવમાં મૃત્યુ પામ્યા હતા, તેથી ઈશ્વર કલોસ્સીઓને વિશ્વાસીઓને ખ્રિસ્ત સાથે મરણ પામ્યા તરીકે ગણે છે. જો શબ્દાલંકાર તમારી ભાષામાં ગેરસમજ કરવામાં આવશે, તો તમે આ વિચારને </w:t>
       </w:r>
-      <w:hyperlink r:id="rId49">
-        <w:r>
-          <w:rPr>
-            <w:lang w:val="gu_IN" w:bidi="gu_IN"/>
-          </w:rPr>
-          <w:rPr>
-            <w:color w:val="0000EE"/>
-            <w:u w:val="single"/>
-          </w:rPr>
-          <w:t>૨:૨૦</w:t>
-        </w:r>
-      </w:hyperlink>
+      <w:r>
+        <w:rPr>
+          <w:b/>
+          <w:lang w:val="gu_IN" w:bidi="gu_IN"/>
+        </w:rPr>
+        <w:t>૨:૨૦</w:t>
+      </w:r>
       <w:r>
         <w:rPr>
           <w:b/>
@@ -29595,18 +29089,12 @@
         </w:rPr>
         <w:t xml:space="preserve">3:7 u4p6 rc://ta/man/translate/writing-pronouns ἐν οἷς 1 જેમાં 1 **જેનો ** અનુવાદ થયેલો શબ્દ ફરીથી </w:t>
       </w:r>
-      <w:hyperlink r:id="rId53">
-        <w:r>
-          <w:rPr>
-            <w:lang w:val="gu_IN" w:bidi="gu_IN"/>
-          </w:rPr>
-          <w:rPr>
-            <w:color w:val="0000EE"/>
-            <w:u w:val="single"/>
-          </w:rPr>
-          <w:t>૩:૫</w:t>
-        </w:r>
-      </w:hyperlink>
+      <w:r>
+        <w:rPr>
+          <w:lang w:val="gu_IN" w:bidi="gu_IN"/>
+        </w:rPr>
+        <w:t>૩:૫</w:t>
+      </w:r>
       <w:r>
         <w:rPr>
           <w:lang w:val="gu_IN" w:bidi="gu_IN"/>
@@ -29799,18 +29287,12 @@
         </w:rPr>
         <w:t xml:space="preserve"> બંને </w:t>
       </w:r>
-      <w:hyperlink r:id="rId53">
-        <w:r>
-          <w:rPr>
-            <w:lang w:val="gu_IN" w:bidi="gu_IN"/>
-          </w:rPr>
-          <w:rPr>
-            <w:color w:val="0000EE"/>
-            <w:u w:val="single"/>
-          </w:rPr>
-          <w:t>૩:૫</w:t>
-        </w:r>
-      </w:hyperlink>
+      <w:r>
+        <w:rPr>
+          <w:lang w:val="gu_IN" w:bidi="gu_IN"/>
+        </w:rPr>
+        <w:t>૩:૫</w:t>
+      </w:r>
       <w:r>
         <w:rPr>
           <w:lang w:val="gu_IN" w:bidi="gu_IN"/>
@@ -29875,18 +29357,12 @@
         </w:rPr>
         <w:t xml:space="preserve"> ભાષાંતર કરાયેલ શબ્દ કલોસ્સીઓનોએ માન્યા પછીનો સમય દર્શાવે છે. તે “અગાઉ” (</w:t>
       </w:r>
-      <w:hyperlink r:id="rId59">
-        <w:r>
-          <w:rPr>
-            <w:lang w:val="gu_IN" w:bidi="gu_IN"/>
-          </w:rPr>
-          <w:rPr>
-            <w:color w:val="0000EE"/>
-            <w:u w:val="single"/>
-          </w:rPr>
-          <w:t>૩:૭</w:t>
-        </w:r>
-      </w:hyperlink>
+      <w:r>
+        <w:rPr>
+          <w:lang w:val="gu_IN" w:bidi="gu_IN"/>
+        </w:rPr>
+        <w:t>૩:૭</w:t>
+      </w:r>
       <w:r>
         <w:rPr>
           <w:lang w:val="gu_IN" w:bidi="gu_IN"/>
@@ -30266,18 +29742,12 @@
         </w:rPr>
         <w:t xml:space="preserve">3:9 vsd8 rc://ta/man/translate/figs-metaphor ἀπεκδυσάμενοι τὸν παλαιὸν ἄνθρωπον 1 જૂના માણસપણાને &amp; ઉતારી મૂક્યું હોવાથી 1 અહીં, પાઉલ એક રૂપકનો ઉપયોગ કરે છે જે તેણે </w:t>
       </w:r>
-      <w:hyperlink r:id="rId38">
-        <w:r>
-          <w:rPr>
-            <w:lang w:val="gu_IN" w:bidi="gu_IN"/>
-          </w:rPr>
-          <w:rPr>
-            <w:color w:val="0000EE"/>
-            <w:u w:val="single"/>
-          </w:rPr>
-          <w:t>૨:૧૧</w:t>
-        </w:r>
-      </w:hyperlink>
+      <w:r>
+        <w:rPr>
+          <w:lang w:val="gu_IN" w:bidi="gu_IN"/>
+        </w:rPr>
+        <w:t>૨:૧૧</w:t>
+      </w:r>
       <w:r>
         <w:rPr>
           <w:lang w:val="gu_IN" w:bidi="gu_IN"/>
@@ -30477,36 +29947,24 @@
         </w:rPr>
         <w:t xml:space="preserve"> થી શરૂ થતી કલમ અગાઉની કલમ (</w:t>
       </w:r>
-      <w:hyperlink r:id="rId55">
-        <w:r>
-          <w:rPr>
-            <w:lang w:val="gu_IN" w:bidi="gu_IN"/>
-          </w:rPr>
-          <w:rPr>
-            <w:color w:val="0000EE"/>
-            <w:u w:val="single"/>
-          </w:rPr>
-          <w:t>૩:૯</w:t>
-        </w:r>
-      </w:hyperlink>
+      <w:r>
+        <w:rPr>
+          <w:lang w:val="gu_IN" w:bidi="gu_IN"/>
+        </w:rPr>
+        <w:t>૩:૯</w:t>
+      </w:r>
       <w:r>
         <w:rPr>
           <w:lang w:val="gu_IN" w:bidi="gu_IN"/>
         </w:rPr>
         <w:t xml:space="preserve">) માં “ઉતારી મૂક્યું” થી શરૂ થતી કલમની સમાંતર છે. તમે અગાઉના કલમ માં ઉપયોગ કર્યો હતો તે જ રચના સાથે આ કલમનો અનુવાદ કરો. આ કલમ (૧) કારણ આપી શકે છે કે શા માટે કલોસ્સીઓએ એકબીજા સાથે જૂઠું ન બોલવું જોઈએ (અને </w:t>
       </w:r>
-      <w:hyperlink r:id="rId54">
-        <w:r>
-          <w:rPr>
-            <w:lang w:val="gu_IN" w:bidi="gu_IN"/>
-          </w:rPr>
-          <w:rPr>
-            <w:color w:val="0000EE"/>
-            <w:u w:val="single"/>
-          </w:rPr>
-          <w:t>૩:૮</w:t>
-        </w:r>
-      </w:hyperlink>
+      <w:r>
+        <w:rPr>
+          <w:lang w:val="gu_IN" w:bidi="gu_IN"/>
+        </w:rPr>
+        <w:t>૩:૮</w:t>
+      </w:r>
       <w:r>
         <w:rPr>
           <w:lang w:val="gu_IN" w:bidi="gu_IN"/>
@@ -30532,18 +29990,12 @@
         </w:rPr>
         <w:t xml:space="preserve">3:10 brx6 rc://ta/man/translate/figs-metaphor ἐνδυσάμενοι τὸν νέον 1 નવા માણસપણાને પહેરી લીધું હોવાથી 1 અહીં, પાઉલ કપડાં બદલવાનું રૂપક ચાલુ રાખે છે જે તેણે </w:t>
       </w:r>
-      <w:hyperlink r:id="rId55">
-        <w:r>
-          <w:rPr>
-            <w:lang w:val="gu_IN" w:bidi="gu_IN"/>
-          </w:rPr>
-          <w:rPr>
-            <w:color w:val="0000EE"/>
-            <w:u w:val="single"/>
-          </w:rPr>
-          <w:t>૩:૯</w:t>
-        </w:r>
-      </w:hyperlink>
+      <w:r>
+        <w:rPr>
+          <w:lang w:val="gu_IN" w:bidi="gu_IN"/>
+        </w:rPr>
+        <w:t>૩:૯</w:t>
+      </w:r>
       <w:r>
         <w:rPr>
           <w:lang w:val="gu_IN" w:bidi="gu_IN"/>
@@ -30582,18 +30034,12 @@
         </w:rPr>
         <w:t>3:10 q1ts rc://ta/man/translate/figs-idiom τὸν νέον 1 નવા માણસપણાને પહેરી લીધું હોવાથી 1 અગાઉના કલમ (</w:t>
       </w:r>
-      <w:hyperlink r:id="rId55">
-        <w:r>
-          <w:rPr>
-            <w:lang w:val="gu_IN" w:bidi="gu_IN"/>
-          </w:rPr>
-          <w:rPr>
-            <w:color w:val="0000EE"/>
-            <w:u w:val="single"/>
-          </w:rPr>
-          <w:t>૩:૯</w:t>
-        </w:r>
-      </w:hyperlink>
+      <w:r>
+        <w:rPr>
+          <w:lang w:val="gu_IN" w:bidi="gu_IN"/>
+        </w:rPr>
+        <w:t>૩:૯</w:t>
+      </w:r>
       <w:r>
         <w:rPr>
           <w:lang w:val="gu_IN" w:bidi="gu_IN"/>
@@ -30755,36 +30201,24 @@
         </w:rPr>
         <w:t xml:space="preserve"> શું સંબંધિત છે, તે સંભવતઃ ઈશ્વર ને જાણવાનો સંદર્ભ આપે છે (જેમ કે </w:t>
       </w:r>
-      <w:hyperlink r:id="rId60">
-        <w:r>
-          <w:rPr>
-            <w:lang w:val="gu_IN" w:bidi="gu_IN"/>
-          </w:rPr>
-          <w:rPr>
-            <w:color w:val="0000EE"/>
-            <w:u w:val="single"/>
-          </w:rPr>
-          <w:t>૧:૧૦</w:t>
-        </w:r>
-      </w:hyperlink>
+      <w:r>
+        <w:rPr>
+          <w:lang w:val="gu_IN" w:bidi="gu_IN"/>
+        </w:rPr>
+        <w:t>૧:૧૦</w:t>
+      </w:r>
       <w:r>
         <w:rPr>
           <w:lang w:val="gu_IN" w:bidi="gu_IN"/>
         </w:rPr>
         <w:t xml:space="preserve">) અને ઈશ્વરની ઇચ્છા (જેમ કે </w:t>
       </w:r>
-      <w:hyperlink r:id="rId30">
-        <w:r>
-          <w:rPr>
-            <w:lang w:val="gu_IN" w:bidi="gu_IN"/>
-          </w:rPr>
-          <w:rPr>
-            <w:color w:val="0000EE"/>
-            <w:u w:val="single"/>
-          </w:rPr>
-          <w:t>૧: ૯</w:t>
-        </w:r>
-      </w:hyperlink>
+      <w:r>
+        <w:rPr>
+          <w:lang w:val="gu_IN" w:bidi="gu_IN"/>
+        </w:rPr>
+        <w:t>૧: ૯</w:t>
+      </w:r>
       <w:r>
         <w:rPr>
           <w:lang w:val="gu_IN" w:bidi="gu_IN"/>
@@ -31402,36 +30836,24 @@
         </w:rPr>
         <w:t xml:space="preserve">3:11 iqmw rc://ta/man/translate/figs-metaphor ἐν πᾶσιν 1 સર્વમાં 1 ફરીથી, પાઉલ તે લોકો વિશે વાત કરે છે જેઓ મૃત્યુ પામ્યા છે અને ખ્રિસ્ત સાથે સજીવન થયા છે. અહીં, કલોસસીઓ “ખ્રિસ્તમાં” હોવાની વાત કરવાને બદલે, તે સ્વરૂપને ઉલટાવે છે, જેમ કે તેણે </w:t>
       </w:r>
-      <w:hyperlink r:id="rId61">
-        <w:r>
-          <w:rPr>
-            <w:lang w:val="gu_IN" w:bidi="gu_IN"/>
-          </w:rPr>
-          <w:rPr>
-            <w:color w:val="0000EE"/>
-            <w:u w:val="single"/>
-          </w:rPr>
-          <w:t>૧:૨૭</w:t>
-        </w:r>
-      </w:hyperlink>
+      <w:r>
+        <w:rPr>
+          <w:lang w:val="gu_IN" w:bidi="gu_IN"/>
+        </w:rPr>
+        <w:t>૧:૨૭</w:t>
+      </w:r>
       <w:r>
         <w:rPr>
           <w:lang w:val="gu_IN" w:bidi="gu_IN"/>
         </w:rPr>
         <w:t xml:space="preserve"> માં કર્યું હતું: ખ્રિસ્ત તે બધામાં ** છે** જેઓ તેમનામાં વિશ્વાસ કરે છે. જો શક્ય હોય તો, આ અભિવ્યક્તિનો એ જ રીતે અનુવાદ કરો જે રીતે તમે </w:t>
       </w:r>
-      <w:hyperlink r:id="rId61">
-        <w:r>
-          <w:rPr>
-            <w:lang w:val="gu_IN" w:bidi="gu_IN"/>
-          </w:rPr>
-          <w:rPr>
-            <w:color w:val="0000EE"/>
-            <w:u w:val="single"/>
-          </w:rPr>
-          <w:t>૧:૨૭</w:t>
-        </w:r>
-      </w:hyperlink>
+      <w:r>
+        <w:rPr>
+          <w:lang w:val="gu_IN" w:bidi="gu_IN"/>
+        </w:rPr>
+        <w:t>૧:૨૭</w:t>
+      </w:r>
       <w:r>
         <w:rPr>
           <w:lang w:val="gu_IN" w:bidi="gu_IN"/>
@@ -31470,18 +30892,12 @@
         </w:rPr>
         <w:t xml:space="preserve"> શબ્દનું ભાષાંતર કરવામાં આવેલ છે જે પહેલાથી જ કહેવામાં આવ્યું છે તેના આધારે ઉપદેશ આપે છે. પાઉલ તેના ઉપદેશનો આધાર તેણે કલોસસીઓ ને જૂના માણસને દૂર કરવા, નવા માણસને પહેરવા અને તેની અસરો વિશે </w:t>
       </w:r>
-      <w:hyperlink r:id="rId55">
-        <w:r>
-          <w:rPr>
-            <w:lang w:val="gu_IN" w:bidi="gu_IN"/>
-          </w:rPr>
-          <w:rPr>
-            <w:color w:val="0000EE"/>
-            <w:u w:val="single"/>
-          </w:rPr>
-          <w:t>૩:૯–૧૧</w:t>
-        </w:r>
-      </w:hyperlink>
+      <w:r>
+        <w:rPr>
+          <w:lang w:val="gu_IN" w:bidi="gu_IN"/>
+        </w:rPr>
+        <w:t>૩:૯–૧૧</w:t>
+      </w:r>
       <w:r>
         <w:rPr>
           <w:lang w:val="gu_IN" w:bidi="gu_IN"/>
@@ -31520,18 +30936,12 @@
         </w:rPr>
         <w:t xml:space="preserve"> ભાષાંતર થયેલ શબ્દ એ જ શબ્દ છે જેનો ઉપયોગ પાઉલે </w:t>
       </w:r>
-      <w:hyperlink r:id="rId56">
-        <w:r>
-          <w:rPr>
-            <w:lang w:val="gu_IN" w:bidi="gu_IN"/>
-          </w:rPr>
-          <w:rPr>
-            <w:color w:val="0000EE"/>
-            <w:u w:val="single"/>
-          </w:rPr>
-          <w:t>૩:૧૦</w:t>
-        </w:r>
-      </w:hyperlink>
+      <w:r>
+        <w:rPr>
+          <w:lang w:val="gu_IN" w:bidi="gu_IN"/>
+        </w:rPr>
+        <w:t>૩:૧૦</w:t>
+      </w:r>
       <w:r>
         <w:rPr>
           <w:lang w:val="gu_IN" w:bidi="gu_IN"/>
@@ -31564,18 +30974,12 @@
         </w:rPr>
         <w:t xml:space="preserve"> દર્શાવે છે. જો શક્ય હોય તો, તમે </w:t>
       </w:r>
-      <w:hyperlink r:id="rId56">
-        <w:r>
-          <w:rPr>
-            <w:lang w:val="gu_IN" w:bidi="gu_IN"/>
-          </w:rPr>
-          <w:rPr>
-            <w:color w:val="0000EE"/>
-            <w:u w:val="single"/>
-          </w:rPr>
-          <w:t>૩:૧૦</w:t>
-        </w:r>
-      </w:hyperlink>
+      <w:r>
+        <w:rPr>
+          <w:lang w:val="gu_IN" w:bidi="gu_IN"/>
+        </w:rPr>
+        <w:t>૩:૧૦</w:t>
+      </w:r>
       <w:r>
         <w:rPr>
           <w:lang w:val="gu_IN" w:bidi="gu_IN"/>
@@ -32342,18 +31746,12 @@
         </w:rPr>
         <w:t xml:space="preserve">3:14 mlfc rc://ta/man/translate/figs-ellipsis τὴν ἀγάπην 1 પ્રેમ 1 અહીં, પાઉલ કેટલાક શબ્દો છોડી દે છે જે સંપૂર્ણ વિચાર કરવા માટે તમારી ભાષામાં જરૂરી હોઈ શકે છે. જો તમારી ભાષામાં વધુ શબ્દો શામેલ હશે, તો તમે પાઉલ સૂચવે છે તે શબ્દો દાખલ કરી શકો છો, જે </w:t>
       </w:r>
-      <w:hyperlink r:id="rId57">
-        <w:r>
-          <w:rPr>
-            <w:lang w:val="gu_IN" w:bidi="gu_IN"/>
-          </w:rPr>
-          <w:rPr>
-            <w:color w:val="0000EE"/>
-            <w:u w:val="single"/>
-          </w:rPr>
-          <w:t>૩:૧૨</w:t>
-        </w:r>
-      </w:hyperlink>
+      <w:r>
+        <w:rPr>
+          <w:lang w:val="gu_IN" w:bidi="gu_IN"/>
+        </w:rPr>
+        <w:t>૩:૧૨</w:t>
+      </w:r>
       <w:r>
         <w:rPr>
           <w:lang w:val="gu_IN" w:bidi="gu_IN"/>
@@ -32611,36 +32009,24 @@
         </w:rPr>
         <w:t xml:space="preserve">નું ભાષાંતર કરાયેલ શબ્દ “તમારા ઇનામથી વંચિત”તરીકે અનુવાદિત શબ્દ સાથે ગાઢ રીતે સંબંધિત છે જેનો ઉપયોગ પાઉલ </w:t>
       </w:r>
-      <w:hyperlink r:id="rId41">
-        <w:r>
-          <w:rPr>
-            <w:lang w:val="gu_IN" w:bidi="gu_IN"/>
-          </w:rPr>
-          <w:rPr>
-            <w:color w:val="0000EE"/>
-            <w:u w:val="single"/>
-          </w:rPr>
-          <w:t>૨:૧૮</w:t>
-        </w:r>
-      </w:hyperlink>
+      <w:r>
+        <w:rPr>
+          <w:lang w:val="gu_IN" w:bidi="gu_IN"/>
+        </w:rPr>
+        <w:t>૨:૧૮</w:t>
+      </w:r>
       <w:r>
         <w:rPr>
           <w:lang w:val="gu_IN" w:bidi="gu_IN"/>
         </w:rPr>
         <w:t xml:space="preserve"> માં કરે છે: બંનેનો ઉપયોગ ન્યાયાધીશ અથવા લવાદ માટે થાય છે નિર્ણય લેવો, જોકે </w:t>
       </w:r>
-      <w:hyperlink r:id="rId41">
-        <w:r>
-          <w:rPr>
-            <w:lang w:val="gu_IN" w:bidi="gu_IN"/>
-          </w:rPr>
-          <w:rPr>
-            <w:color w:val="0000EE"/>
-            <w:u w:val="single"/>
-          </w:rPr>
-          <w:t>૨:૧૮</w:t>
-        </w:r>
-      </w:hyperlink>
+      <w:r>
+        <w:rPr>
+          <w:lang w:val="gu_IN" w:bidi="gu_IN"/>
+        </w:rPr>
+        <w:t>૨:૧૮</w:t>
+      </w:r>
       <w:r>
         <w:rPr>
           <w:lang w:val="gu_IN" w:bidi="gu_IN"/>
@@ -35430,18 +34816,12 @@
         </w:rPr>
         <w:t xml:space="preserve">જેમ </w:t>
       </w:r>
-      <w:hyperlink r:id="rId51">
-        <w:r>
-          <w:rPr>
-            <w:lang w:val="gu_IN" w:bidi="gu_IN"/>
-          </w:rPr>
-          <w:rPr>
-            <w:color w:val="0000EE"/>
-            <w:u w:val="single"/>
-          </w:rPr>
-          <w:t>૩:૧૮</w:t>
-        </w:r>
-      </w:hyperlink>
+      <w:r>
+        <w:rPr>
+          <w:lang w:val="gu_IN" w:bidi="gu_IN"/>
+        </w:rPr>
+        <w:t>૩:૧૮</w:t>
+      </w:r>
       <w:r>
         <w:rPr>
           <w:lang w:val="gu_IN" w:bidi="gu_IN"/>
@@ -36179,18 +35559,12 @@
         </w:rPr>
         <w:t xml:space="preserve">નું વર્ણન કરે છે. પાઉલ આ વાક્યનો ઉપયોગ આ ** ધણીઓ **નું વર્ણન કરવા માટે કરે છે કારણ કે તે પહેલાથી જ આ ધણી પર “ધણી” સાથે વિરોધાભાસ સ્થાપિત કરી રહ્યો છે: ઈસુ (જુઓ </w:t>
       </w:r>
-      <w:hyperlink r:id="rId50">
-        <w:r>
-          <w:rPr>
-            <w:lang w:val="gu_IN" w:bidi="gu_IN"/>
-          </w:rPr>
-          <w:rPr>
-            <w:color w:val="0000EE"/>
-            <w:u w:val="single"/>
-          </w:rPr>
-          <w:t>૪:૦૧</w:t>
-        </w:r>
-      </w:hyperlink>
+      <w:r>
+        <w:rPr>
+          <w:lang w:val="gu_IN" w:bidi="gu_IN"/>
+        </w:rPr>
+        <w:t>૪:૦૧</w:t>
+      </w:r>
       <w:r>
         <w:rPr>
           <w:lang w:val="gu_IN" w:bidi="gu_IN"/>
@@ -36261,18 +35635,12 @@
         </w:rPr>
         <w:t xml:space="preserve">3:22 iy1n rc://ta/man/translate/figs-idiom κατὰ πάντα 1 સર્વ બાબતોમાં 1 જેમ </w:t>
       </w:r>
-      <w:hyperlink r:id="rId62">
-        <w:r>
-          <w:rPr>
-            <w:lang w:val="gu_IN" w:bidi="gu_IN"/>
-          </w:rPr>
-          <w:rPr>
-            <w:color w:val="0000EE"/>
-            <w:u w:val="single"/>
-          </w:rPr>
-          <w:t>૩:૨૦</w:t>
-        </w:r>
-      </w:hyperlink>
+      <w:r>
+        <w:rPr>
+          <w:lang w:val="gu_IN" w:bidi="gu_IN"/>
+        </w:rPr>
+        <w:t>૩:૨૦</w:t>
+      </w:r>
       <w:r>
         <w:rPr>
           <w:lang w:val="gu_IN" w:bidi="gu_IN"/>
@@ -36748,18 +36116,12 @@
         </w:rPr>
         <w:t xml:space="preserve"> અનુવાદિત શબ્દ એક કારણ રજૂ કરે છે કે શા માટે પાઉલ તેમને </w:t>
       </w:r>
-      <w:hyperlink r:id="rId63">
-        <w:r>
-          <w:rPr>
-            <w:lang w:val="gu_IN" w:bidi="gu_IN"/>
-          </w:rPr>
-          <w:rPr>
-            <w:color w:val="0000EE"/>
-            <w:u w:val="single"/>
-          </w:rPr>
-          <w:t>૩:૨૨–૨૩</w:t>
-        </w:r>
-      </w:hyperlink>
+      <w:r>
+        <w:rPr>
+          <w:lang w:val="gu_IN" w:bidi="gu_IN"/>
+        </w:rPr>
+        <w:t>૩:૨૨–૨૩</w:t>
+      </w:r>
       <w:r>
         <w:rPr>
           <w:lang w:val="gu_IN" w:bidi="gu_IN"/>
@@ -37056,18 +36418,12 @@
         </w:rPr>
         <w:t xml:space="preserve"> ભાષાંતર કરાયેલ શબ્દ પહેલેથી જ કહેવામાં આવ્યું છે તેના માટે સમર્થન રજૂ કરે છે. અહીં, પાઊલ આજ્ઞાપાલન માટે નકારાત્મક કારણ રજૂ કરવા માટે તેનો ઉપયોગ કરે છે (તેણે પહેલેથી જ </w:t>
       </w:r>
-      <w:hyperlink r:id="rId64">
-        <w:r>
-          <w:rPr>
-            <w:lang w:val="gu_IN" w:bidi="gu_IN"/>
-          </w:rPr>
-          <w:rPr>
-            <w:color w:val="0000EE"/>
-            <w:u w:val="single"/>
-          </w:rPr>
-          <w:t>૩:૨૪</w:t>
-        </w:r>
-      </w:hyperlink>
+      <w:r>
+        <w:rPr>
+          <w:lang w:val="gu_IN" w:bidi="gu_IN"/>
+        </w:rPr>
+        <w:t>૩:૨૪</w:t>
+      </w:r>
       <w:r>
         <w:rPr>
           <w:lang w:val="gu_IN" w:bidi="gu_IN"/>
@@ -37190,18 +36546,12 @@
         </w:rPr>
         <w:t xml:space="preserve"> કરનાર કોઈપણ વ્યક્તિ વિશે વાત કરે છે. જો કે, તે આ સામાન્ય નિવેદનને તે ગુલામોને નિર્દેશિત કરે છે જેને તે સંબોધિત કરે છે (માલિકોને નહીં, કારણ કે તે </w:t>
       </w:r>
-      <w:hyperlink r:id="rId50">
-        <w:r>
-          <w:rPr>
-            <w:lang w:val="gu_IN" w:bidi="gu_IN"/>
-          </w:rPr>
-          <w:rPr>
-            <w:color w:val="0000EE"/>
-            <w:u w:val="single"/>
-          </w:rPr>
-          <w:t>૪:૧</w:t>
-        </w:r>
-      </w:hyperlink>
+      <w:r>
+        <w:rPr>
+          <w:lang w:val="gu_IN" w:bidi="gu_IN"/>
+        </w:rPr>
+        <w:t>૪:૧</w:t>
+      </w:r>
       <w:r>
         <w:rPr>
           <w:lang w:val="gu_IN" w:bidi="gu_IN"/>
@@ -37609,36 +36959,24 @@
           <w:lang w:val="gu_IN" w:bidi="gu_IN"/>
         </w:rPr>
       </w:r>
-      <w:hyperlink r:id="rId50">
-        <w:r>
-          <w:rPr>
-            <w:lang w:val="gu_IN" w:bidi="gu_IN"/>
-          </w:rPr>
-          <w:rPr>
-            <w:color w:val="0000EE"/>
-            <w:u w:val="single"/>
-          </w:rPr>
-          <w:t>4:1</w:t>
-        </w:r>
-      </w:hyperlink>
+      <w:r>
+        <w:rPr>
+          <w:lang w:val="gu_IN" w:bidi="gu_IN"/>
+        </w:rPr>
+        <w:t>4:1</w:t>
+      </w:r>
       <w:r>
         <w:rPr>
           <w:lang w:val="gu_IN" w:bidi="gu_IN"/>
         </w:rPr>
         <w:t xml:space="preserve"> તે વિ(ભાગ સાથે સંબંધિત છે જે </w:t>
       </w:r>
-      <w:hyperlink r:id="rId51">
-        <w:r>
-          <w:rPr>
-            <w:lang w:val="gu_IN" w:bidi="gu_IN"/>
-          </w:rPr>
-          <w:rPr>
-            <w:color w:val="0000EE"/>
-            <w:u w:val="single"/>
-          </w:rPr>
-          <w:t>૩:૧૮</w:t>
-        </w:r>
-      </w:hyperlink>
+      <w:r>
+        <w:rPr>
+          <w:lang w:val="gu_IN" w:bidi="gu_IN"/>
+        </w:rPr>
+        <w:t>૩:૧૮</w:t>
+      </w:r>
       <w:r>
         <w:rPr>
           <w:lang w:val="gu_IN" w:bidi="gu_IN"/>
@@ -37799,36 +37137,24 @@
         </w:rPr>
         <w:t>આ સંસ્કૃતિમાં, જે વ્યક્તિ પત્ર મોકલવા માંગે છે તે ઘણીવાર તેઓ જે કહેવા માગે છે તે બોલે છે, અને લેખક તે તેમના માટે લખશે. પછી, તેઓ એક સંદેશવાહક સાથે પત્ર મોકલશે, જે વ્યક્તિ અથવા લોકોને તે સંબોધવામાં આવ્યો હતો તે પત્ર વાંચશે. આ પ્રકરણમાં, પાઊલે સંદેશવાહકોનો ઉલ્લેખ કર્યો છે જેની સાથે તે પોતાનો પત્ર મોકલી રહ્યો છે: તુખિકસ અને ઓનેસિમસ (</w:t>
       </w:r>
-      <w:hyperlink r:id="rId65">
-        <w:r>
-          <w:rPr>
-            <w:lang w:val="gu_IN" w:bidi="gu_IN"/>
-          </w:rPr>
-          <w:rPr>
-            <w:color w:val="0000EE"/>
-            <w:u w:val="single"/>
-          </w:rPr>
-          <w:t>૪:૭–૯</w:t>
-        </w:r>
-      </w:hyperlink>
+      <w:r>
+        <w:rPr>
+          <w:lang w:val="gu_IN" w:bidi="gu_IN"/>
+        </w:rPr>
+        <w:t>૪:૭–૯</w:t>
+      </w:r>
       <w:r>
         <w:rPr>
           <w:lang w:val="gu_IN" w:bidi="gu_IN"/>
         </w:rPr>
         <w:t>). તેઓ પત્રમાં કહે છે તેના કરતાં પાઉલની પરિસ્થિતિ વિશે વધુ વાતચીત કરવામાં સક્ષમ છે. વધુમાં, પાઉલ ઉલ્લેખ કરે છે કે તે અંતિમ શુભેચ્છા “મારા પોતાના હાથથી” લખે છે (</w:t>
       </w:r>
-      <w:hyperlink r:id="rId14">
-        <w:r>
-          <w:rPr>
-            <w:lang w:val="gu_IN" w:bidi="gu_IN"/>
-          </w:rPr>
-          <w:rPr>
-            <w:color w:val="0000EE"/>
-            <w:u w:val="single"/>
-          </w:rPr>
-          <w:t>૪:૧૮</w:t>
-        </w:r>
-      </w:hyperlink>
+      <w:r>
+        <w:rPr>
+          <w:lang w:val="gu_IN" w:bidi="gu_IN"/>
+        </w:rPr>
+        <w:t>૪:૧૮</w:t>
+      </w:r>
       <w:r>
         <w:rPr>
           <w:lang w:val="gu_IN" w:bidi="gu_IN"/>
@@ -37860,18 +37186,12 @@
         </w:rPr>
         <w:t xml:space="preserve">આ સંસ્કૃતિમાં, જેઓ પત્રો મોકલે છે તેમના માટે તેમના પત્રમાં અન્ય લોકોને અને તેમના તરફથી શુભેચ્છાઓ શામેલ કરવી સામાન્ય હતી. આ રીતે, ઘણા લોકો એકબીજાને શુભેચ્છા પાઠવી શકે છે પરંતુ માત્ર એક જ પત્ર મોકલે છે. પાઉલ ઘણા લોકો માટે અને તેમના તરફથી શુભેચ્છાઓનો સમાવેશ કરે છે જે તે અને કલોસ્સીઓ </w:t>
       </w:r>
-      <w:hyperlink r:id="rId66">
-        <w:r>
-          <w:rPr>
-            <w:lang w:val="gu_IN" w:bidi="gu_IN"/>
-          </w:rPr>
-          <w:rPr>
-            <w:color w:val="0000EE"/>
-            <w:u w:val="single"/>
-          </w:rPr>
-          <w:t>૪:૧૦--૧૫</w:t>
-        </w:r>
-      </w:hyperlink>
+      <w:r>
+        <w:rPr>
+          <w:lang w:val="gu_IN" w:bidi="gu_IN"/>
+        </w:rPr>
+        <w:t>૪:૧૦--૧૫</w:t>
+      </w:r>
       <w:r>
         <w:rPr>
           <w:lang w:val="gu_IN" w:bidi="gu_IN"/>
@@ -37914,36 +37234,24 @@
         </w:rPr>
         <w:t xml:space="preserve">પાઉલ આ પ્રકરણમાં “સાંકળો” અને “બંધનકર્તા” ની ભાષાનો ઉપયોગ કરીને તેની કેદનો ઉલ્લેખ કરે છે. તે કહે છે કે તે </w:t>
       </w:r>
-      <w:hyperlink r:id="rId13">
-        <w:r>
-          <w:rPr>
-            <w:lang w:val="gu_IN" w:bidi="gu_IN"/>
-          </w:rPr>
-          <w:rPr>
-            <w:color w:val="0000EE"/>
-            <w:u w:val="single"/>
-          </w:rPr>
-          <w:t>૪:૩</w:t>
-        </w:r>
-      </w:hyperlink>
+      <w:r>
+        <w:rPr>
+          <w:lang w:val="gu_IN" w:bidi="gu_IN"/>
+        </w:rPr>
+        <w:t>૪:૩</w:t>
+      </w:r>
       <w:r>
         <w:rPr>
           <w:lang w:val="gu_IN" w:bidi="gu_IN"/>
         </w:rPr>
         <w:t xml:space="preserve"> માં “બંધાયેલો” છે, અને તેણે </w:t>
       </w:r>
-      <w:hyperlink r:id="rId14">
-        <w:r>
-          <w:rPr>
-            <w:lang w:val="gu_IN" w:bidi="gu_IN"/>
-          </w:rPr>
-          <w:rPr>
-            <w:color w:val="0000EE"/>
-            <w:u w:val="single"/>
-          </w:rPr>
-          <w:t>૪:૧૮</w:t>
-        </w:r>
-      </w:hyperlink>
+      <w:r>
+        <w:rPr>
+          <w:lang w:val="gu_IN" w:bidi="gu_IN"/>
+        </w:rPr>
+        <w:t>૪:૧૮</w:t>
+      </w:r>
       <w:r>
         <w:rPr>
           <w:lang w:val="gu_IN" w:bidi="gu_IN"/>
@@ -38924,18 +38232,12 @@
         </w:rPr>
         <w:t xml:space="preserve"> તમારી ભાષામાં ગેરસમજ થતી હોય, તો તમે એવા શબ્દ અથવા વાક્યનો ઉપયોગ કરી શકો છો જે સૂચવે છે કે કલોસ્સી ઓએ પાઉલ માટે પ્રાર્થના કરવી જોઈએ તે જ સમયે તેઓ અન્ય બાબતો વિશે પ્રાર્થના કરે છે (</w:t>
       </w:r>
-      <w:hyperlink r:id="rId67">
-        <w:r>
-          <w:rPr>
-            <w:lang w:val="gu_IN" w:bidi="gu_IN"/>
-          </w:rPr>
-          <w:rPr>
-            <w:color w:val="0000EE"/>
-            <w:u w:val="single"/>
-          </w:rPr>
-          <w:t>૪:૨</w:t>
-        </w:r>
-      </w:hyperlink>
+      <w:r>
+        <w:rPr>
+          <w:lang w:val="gu_IN" w:bidi="gu_IN"/>
+        </w:rPr>
+        <w:t>૪:૨</w:t>
+      </w:r>
       <w:r>
         <w:rPr>
           <w:lang w:val="gu_IN" w:bidi="gu_IN"/>
@@ -39106,18 +38408,13 @@
         </w:rPr>
         <w:t xml:space="preserve">4:3 ce37 rc://ta/man/translate/translate-unknown τὸ μυστήριον 1 મર્મ 1 પાઉલ તેના સંદેશને ખ્રિસ્તના મર્મ તરીકે બોલે છે. આનો અર્થ એ નથી કે સંદેશને સમજવો મુશ્કેલ છે પરંતુ તેના બદલે તે અગાઉ જાહેર કરવામાં આવ્યો ન હતો. હવે, જો કે, પાઉલ “તે સ્પષ્ટ કરે છે” (જેમ કે </w:t>
       </w:r>
-      <w:hyperlink r:id="rId68">
-        <w:r>
-          <w:rPr>
-            <w:lang w:val="gu_IN" w:bidi="gu_IN"/>
-          </w:rPr>
-          <w:rPr>
-            <w:color w:val="0000EE"/>
-            <w:u w:val="single"/>
-          </w:rPr>
-          <w:t>૪:૪</w:t>
-        </w:r>
-      </w:hyperlink>
+      <w:r>
+        <w:rPr>
+          <w:b/>
+          <w:lang w:val="gu_IN" w:bidi="gu_IN"/>
+        </w:rPr>
+        <w:t>૪:૪</w:t>
+      </w:r>
       <w:r>
         <w:rPr>
           <w:b/>
@@ -39221,18 +38518,13 @@
         </w:rPr>
         <w:t>4:4 x8bf rc://ta/man/translate/grammar-connect-logic-goal ἵνα 1 એ સારું કે 1 ભાષાંતર કરાયેલ શબ્દ ક્રમમાં પરિચય આપી શકે છે: (૧) બીજી બાબત કે જેના માટે કલોસસીઓ એ પ્રાર્થના કરવી જોઈએ (</w:t>
       </w:r>
-      <w:hyperlink r:id="rId13">
-        <w:r>
-          <w:rPr>
-            <w:lang w:val="gu_IN" w:bidi="gu_IN"/>
-          </w:rPr>
-          <w:rPr>
-            <w:color w:val="0000EE"/>
-            <w:u w:val="single"/>
-          </w:rPr>
-          <w:t>૪:૩</w:t>
-        </w:r>
-      </w:hyperlink>
+      <w:r>
+        <w:rPr>
+          <w:b/>
+          <w:lang w:val="gu_IN" w:bidi="gu_IN"/>
+        </w:rPr>
+        <w:t>૪:૩</w:t>
+      </w:r>
       <w:r>
         <w:rPr>
           <w:b/>
@@ -39240,18 +38532,13 @@
         </w:rPr>
         <w:t xml:space="preserve"> માં કહેવામાં આવ્યું છે તે ઉપરાંત). વૈકલ્પિક ભાષાંતર: “અને તે” અથવા “અને તે પૂછવું” (૨) બીજો હેતુ કે જેના માટે કલોસ્સીઓએ પાઉલ માટે પ્રાર્થના કરવી જોઈએ (</w:t>
       </w:r>
-      <w:hyperlink r:id="rId13">
-        <w:r>
-          <w:rPr>
-            <w:lang w:val="gu_IN" w:bidi="gu_IN"/>
-          </w:rPr>
-          <w:rPr>
-            <w:color w:val="0000EE"/>
-            <w:u w:val="single"/>
-          </w:rPr>
-          <w:t>૪:૩</w:t>
-        </w:r>
-      </w:hyperlink>
+      <w:r>
+        <w:rPr>
+          <w:b/>
+          <w:lang w:val="gu_IN" w:bidi="gu_IN"/>
+        </w:rPr>
+        <w:t>૪:૩</w:t>
+      </w:r>
       <w:r>
         <w:rPr>
           <w:b/>
@@ -39623,18 +38910,12 @@
         </w:rPr>
         <w:t>4:6 bza7 your words always with grace, seasoned with salt 0 your words always with grace, seasoned with salt 0 આ કલમ એક માર્ગ પૂરો પાડે છે જેમાં પાઉલ ઇચ્છે છે કે કલોસ્સીના લોકો “બહારના લોકો તરફ શાણપણથી ચાલે” (</w:t>
       </w:r>
-      <w:hyperlink r:id="rId69">
-        <w:r>
-          <w:rPr>
-            <w:lang w:val="gu_IN" w:bidi="gu_IN"/>
-          </w:rPr>
-          <w:rPr>
-            <w:color w:val="0000EE"/>
-            <w:u w:val="single"/>
-          </w:rPr>
-          <w:t>૪:૫</w:t>
-        </w:r>
-      </w:hyperlink>
+      <w:r>
+        <w:rPr>
+          <w:lang w:val="gu_IN" w:bidi="gu_IN"/>
+        </w:rPr>
+        <w:t>૪:૫</w:t>
+      </w:r>
       <w:r>
         <w:rPr>
           <w:lang w:val="gu_IN" w:bidi="gu_IN"/>
@@ -39822,18 +39103,12 @@
         </w:rPr>
         <w:t>નું ભાષાંતર કરાયેલા શબ્દો એવા વ્યક્તિઓનો સંદર્ભ આપે છે જેમને “બહારના લોકો” (</w:t>
       </w:r>
-      <w:hyperlink r:id="rId69">
-        <w:r>
-          <w:rPr>
-            <w:lang w:val="gu_IN" w:bidi="gu_IN"/>
-          </w:rPr>
-          <w:rPr>
-            <w:color w:val="0000EE"/>
-            <w:u w:val="single"/>
-          </w:rPr>
-          <w:t>૪:૫</w:t>
-        </w:r>
-      </w:hyperlink>
+      <w:r>
+        <w:rPr>
+          <w:lang w:val="gu_IN" w:bidi="gu_IN"/>
+        </w:rPr>
+        <w:t>૪:૫</w:t>
+      </w:r>
       <w:r>
         <w:rPr>
           <w:lang w:val="gu_IN" w:bidi="gu_IN"/>
@@ -40212,18 +39487,12 @@
         </w:rPr>
         <w:t xml:space="preserve">4:8 cty1 rc://ta/man/translate/figs-idiom τὰ περὶ ἡμῶν 1 અમારા સંબંધીની બાબતો 1 </w:t>
       </w:r>
-      <w:hyperlink r:id="rId65">
-        <w:r>
-          <w:rPr>
-            <w:lang w:val="gu_IN" w:bidi="gu_IN"/>
-          </w:rPr>
-          <w:rPr>
-            <w:color w:val="0000EE"/>
-            <w:u w:val="single"/>
-          </w:rPr>
-          <w:t>૪:૭</w:t>
-        </w:r>
-      </w:hyperlink>
+      <w:r>
+        <w:rPr>
+          <w:lang w:val="gu_IN" w:bidi="gu_IN"/>
+        </w:rPr>
+        <w:t>૪:૭</w:t>
+      </w:r>
       <w:r>
         <w:rPr>
           <w:lang w:val="gu_IN" w:bidi="gu_IN"/>
@@ -40626,36 +39895,24 @@
         </w:rPr>
         <w:t xml:space="preserve">જેમ કે </w:t>
       </w:r>
-      <w:hyperlink r:id="rId65">
-        <w:r>
-          <w:rPr>
-            <w:lang w:val="gu_IN" w:bidi="gu_IN"/>
-          </w:rPr>
-          <w:rPr>
-            <w:color w:val="0000EE"/>
-            <w:u w:val="single"/>
-          </w:rPr>
-          <w:t>૪:૭</w:t>
-        </w:r>
-      </w:hyperlink>
+      <w:r>
+        <w:rPr>
+          <w:lang w:val="gu_IN" w:bidi="gu_IN"/>
+        </w:rPr>
+        <w:t>૪:૭</w:t>
+      </w:r>
       <w:r>
         <w:rPr>
           <w:lang w:val="gu_IN" w:bidi="gu_IN"/>
         </w:rPr>
         <w:t xml:space="preserve"> માં “મારા વિશેની બધી બાબતો” અને </w:t>
       </w:r>
-      <w:hyperlink r:id="rId27">
-        <w:r>
-          <w:rPr>
-            <w:lang w:val="gu_IN" w:bidi="gu_IN"/>
-          </w:rPr>
-          <w:rPr>
-            <w:color w:val="0000EE"/>
-            <w:u w:val="single"/>
-          </w:rPr>
-          <w:t>૪:૮</w:t>
-        </w:r>
-      </w:hyperlink>
+      <w:r>
+        <w:rPr>
+          <w:lang w:val="gu_IN" w:bidi="gu_IN"/>
+        </w:rPr>
+        <w:t>૪:૮</w:t>
+      </w:r>
       <w:r>
         <w:rPr>
           <w:lang w:val="gu_IN" w:bidi="gu_IN"/>
@@ -41401,18 +40658,12 @@
         </w:rPr>
         <w:t xml:space="preserve">4:12 gg86 rc://ta/man/translate/translate-names Ἐπαφρᾶς 1 એપાફ્રાસ 1 આ એક માણસનું નામ છે. તે તે હતો જેણે કલોસ્સીમાં લોકોને સૌપ્રથમ સુવાર્તાનો ઉપદેશ આપ્યો (જુઓ </w:t>
       </w:r>
-      <w:hyperlink r:id="rId22">
-        <w:r>
-          <w:rPr>
-            <w:lang w:val="gu_IN" w:bidi="gu_IN"/>
-          </w:rPr>
-          <w:rPr>
-            <w:color w:val="0000EE"/>
-            <w:u w:val="single"/>
-          </w:rPr>
-          <w:t>કલોસ્સી ૧:૭</w:t>
-        </w:r>
-      </w:hyperlink>
+      <w:r>
+        <w:rPr>
+          <w:lang w:val="gu_IN" w:bidi="gu_IN"/>
+        </w:rPr>
+        <w:t>કલોસ્સી ૧:૭</w:t>
+      </w:r>
       <w:r>
         <w:rPr>
           <w:lang w:val="gu_IN" w:bidi="gu_IN"/>
@@ -41731,18 +40982,12 @@
         </w:rPr>
         <w:t xml:space="preserve"> અનુવાદિત શબ્દ અગાઉના કલમમાં એપાફ્રાસ વિશે પાઉલના નિવેદનોને વધુ સમર્થન આપે છે. </w:t>
       </w:r>
-      <w:hyperlink r:id="rId70">
-        <w:r>
-          <w:rPr>
-            <w:lang w:val="gu_IN" w:bidi="gu_IN"/>
-          </w:rPr>
-          <w:rPr>
-            <w:color w:val="0000EE"/>
-            <w:u w:val="single"/>
-          </w:rPr>
-          <w:t>૪:૧૨</w:t>
-        </w:r>
-      </w:hyperlink>
+      <w:r>
+        <w:rPr>
+          <w:lang w:val="gu_IN" w:bidi="gu_IN"/>
+        </w:rPr>
+        <w:t>૪:૧૨</w:t>
+      </w:r>
       <w:r>
         <w:rPr>
           <w:lang w:val="gu_IN" w:bidi="gu_IN"/>
@@ -42380,18 +41625,12 @@
         </w:rPr>
         <w:t xml:space="preserve">4:17 z330 καὶ εἴπατε 1 અને &amp; કહેજો કે 1 કલોસ્સીઓને તેમના વતી( </w:t>
       </w:r>
-      <w:hyperlink r:id="rId71">
-        <w:r>
-          <w:rPr>
-            <w:lang w:val="gu_IN" w:bidi="gu_IN"/>
-          </w:rPr>
-          <w:rPr>
-            <w:color w:val="0000EE"/>
-            <w:u w:val="single"/>
-          </w:rPr>
-          <w:t>૪:૧૫</w:t>
-        </w:r>
-      </w:hyperlink>
+      <w:r>
+        <w:rPr>
+          <w:lang w:val="gu_IN" w:bidi="gu_IN"/>
+        </w:rPr>
+        <w:t>૪:૧૫</w:t>
+      </w:r>
       <w:r>
         <w:rPr>
           <w:lang w:val="gu_IN" w:bidi="gu_IN"/>

--- a/guj/docx/51.content.docx
+++ b/guj/docx/51.content.docx
@@ -2171,6 +2171,156 @@
           <w:lang w:val="gu_IN" w:bidi="gu_IN"/>
         </w:rPr>
         <w:t>અનુમાનિત જ્ઞાન અને ગર્ભિત માહિતી</w:t>
+      </w:r>
+      <w:r>
+        <w:rPr>
+          <w:lang w:val="gu_IN" w:bidi="gu_IN"/>
+        </w:rPr>
+        <w:t>)</w:t>
+      </w:r>
+      <w:r>
+        <w:rPr>
+          <w:lang w:val="gu_IN" w:bidi="gu_IN"/>
+        </w:rPr>
+      </w:r>
+      <w:r>
+        <w:rPr>
+          <w:lang w:val="gu_IN" w:bidi="gu_IN"/>
+        </w:rPr>
+      </w:r>
+    </w:p>
+    <w:p>
+      <w:pPr/>
+      <w:r>
+        <w:rPr>
+          <w:lang w:val="gu_IN" w:bidi="gu_IN"/>
+        </w:rPr>
+      </w:r>
+    </w:p>
+    <w:p>
+      <w:pPr>
+        <w:pStyle w:val="Heading2"/>
+      </w:pPr>
+      <w:r>
+        <w:rPr>
+          <w:lang w:val="gu_IN" w:bidi="gu_IN"/>
+        </w:rPr>
+        <w:t>ક્લોસ્સીઓને પાઉલ પ્રેરીતનો પત્ર 1:1 (#4)</w:t>
+      </w:r>
+      <w:r>
+        <w:rPr>
+          <w:lang w:val="gu_IN" w:bidi="gu_IN"/>
+        </w:rPr>
+      </w:r>
+    </w:p>
+    <w:p>
+      <w:pPr/>
+      <w:r>
+        <w:rPr>
+          <w:lang w:val="gu_IN" w:bidi="gu_IN"/>
+        </w:rPr>
+      </w:r>
+      <w:r>
+        <w:rPr>
+          <w:b/>
+          <w:lang w:val="gu_IN" w:bidi="gu_IN"/>
+        </w:rPr>
+        <w:t>"પાઉલ"</w:t>
+      </w:r>
+    </w:p>
+    <w:p>
+      <w:pPr/>
+      <w:r>
+        <w:rPr>
+          <w:lang w:val="gu_IN" w:bidi="gu_IN"/>
+        </w:rPr>
+      </w:r>
+      <w:r>
+        <w:rPr>
+          <w:lang w:val="gu_IN" w:bidi="gu_IN"/>
+        </w:rPr>
+        <w:t xml:space="preserve">અહીં અને આખા પત્રમાં, આ એક વ્યક્તિનું નામ છે. (જુઓ: </w:t>
+      </w:r>
+      <w:r>
+        <w:rPr>
+          <w:lang w:val="gu_IN" w:bidi="gu_IN"/>
+        </w:rPr>
+        <w:t>નામોનો અનુવાદ કેવી રીતે કરવો</w:t>
+      </w:r>
+      <w:r>
+        <w:rPr>
+          <w:lang w:val="gu_IN" w:bidi="gu_IN"/>
+        </w:rPr>
+        <w:t>)</w:t>
+      </w:r>
+      <w:r>
+        <w:rPr>
+          <w:lang w:val="gu_IN" w:bidi="gu_IN"/>
+        </w:rPr>
+      </w:r>
+      <w:r>
+        <w:rPr>
+          <w:lang w:val="gu_IN" w:bidi="gu_IN"/>
+        </w:rPr>
+      </w:r>
+    </w:p>
+    <w:p>
+      <w:pPr/>
+      <w:r>
+        <w:rPr>
+          <w:lang w:val="gu_IN" w:bidi="gu_IN"/>
+        </w:rPr>
+      </w:r>
+    </w:p>
+    <w:p>
+      <w:pPr>
+        <w:pStyle w:val="Heading2"/>
+      </w:pPr>
+      <w:r>
+        <w:rPr>
+          <w:lang w:val="gu_IN" w:bidi="gu_IN"/>
+        </w:rPr>
+        <w:t>ક્લોસ્સીઓને પાઉલ પ્રેરીતનો પત્ર 1:1 (#6)</w:t>
+      </w:r>
+      <w:r>
+        <w:rPr>
+          <w:lang w:val="gu_IN" w:bidi="gu_IN"/>
+        </w:rPr>
+      </w:r>
+    </w:p>
+    <w:p>
+      <w:pPr/>
+      <w:r>
+        <w:rPr>
+          <w:lang w:val="gu_IN" w:bidi="gu_IN"/>
+        </w:rPr>
+      </w:r>
+      <w:r>
+        <w:rPr>
+          <w:b/>
+          <w:lang w:val="gu_IN" w:bidi="gu_IN"/>
+        </w:rPr>
+        <w:t>"તિમોથી"</w:t>
+      </w:r>
+    </w:p>
+    <w:p>
+      <w:pPr/>
+      <w:r>
+        <w:rPr>
+          <w:lang w:val="gu_IN" w:bidi="gu_IN"/>
+        </w:rPr>
+      </w:r>
+      <w:r>
+        <w:rPr>
+          <w:lang w:val="gu_IN" w:bidi="gu_IN"/>
+        </w:rPr>
+        <w:t xml:space="preserve">આ એક વ્યક્તિ નું નામ છે. (જુઓ: </w:t>
+      </w:r>
+      <w:r>
+        <w:rPr>
+          <w:lang w:val="gu_IN" w:bidi="gu_IN"/>
+        </w:rPr>
+        <w:t>નામોનો અનુવાદ કેવી રીતે કરવો</w:t>
       </w:r>
       <w:r>
         <w:rPr>
